--- a/papers/review/reply.docx
+++ b/papers/review/reply.docx
@@ -160,7 +160,7 @@
       <w:r>
         <w:rPr>
           <w:rFonts w:ascii="Aptos" w:hAnsi="Aptos"/>
-          <w:color w:val="212121"/>
+          <w:color w:val="4472C4" w:themeColor="accent1"/>
           <w:sz w:val="20"/>
           <w:szCs w:val="20"/>
           <w:lang w:val="en-US"/>
@@ -170,7 +170,7 @@
       <w:r>
         <w:rPr>
           <w:rFonts w:ascii="Aptos" w:hAnsi="Aptos" w:cs="Arial"/>
-          <w:color w:val="212121"/>
+          <w:color w:val="4472C4" w:themeColor="accent1"/>
           <w:sz w:val="20"/>
           <w:szCs w:val="20"/>
         </w:rPr>
@@ -179,7 +179,7 @@
       <w:r>
         <w:rPr>
           <w:rFonts w:ascii="Aptos" w:hAnsi="Aptos"/>
-          <w:color w:val="212121"/>
+          <w:color w:val="4472C4" w:themeColor="accent1"/>
           <w:sz w:val="20"/>
           <w:szCs w:val="20"/>
           <w:lang w:val="en-US"/>
@@ -189,7 +189,7 @@
       <w:r>
         <w:rPr>
           <w:rFonts w:ascii="Aptos" w:hAnsi="Aptos"/>
-          <w:color w:val="212121"/>
+          <w:color w:val="4472C4" w:themeColor="accent1"/>
           <w:sz w:val="20"/>
           <w:szCs w:val="20"/>
           <w:lang w:val="en-US"/>
@@ -199,7 +199,7 @@
       <w:r>
         <w:rPr>
           <w:rFonts w:ascii="Aptos" w:hAnsi="Aptos"/>
-          <w:color w:val="212121"/>
+          <w:color w:val="4472C4" w:themeColor="accent1"/>
           <w:sz w:val="20"/>
           <w:szCs w:val="20"/>
           <w:lang w:val="en-US"/>
@@ -209,7 +209,7 @@
       <w:r>
         <w:rPr>
           <w:rFonts w:ascii="Aptos" w:hAnsi="Aptos"/>
-          <w:color w:val="212121"/>
+          <w:color w:val="4472C4" w:themeColor="accent1"/>
           <w:sz w:val="20"/>
           <w:szCs w:val="20"/>
           <w:lang w:val="en-US"/>
@@ -246,55 +246,7 @@
           <w:szCs w:val="20"/>
           <w:lang w:val="en-US"/>
         </w:rPr>
-        <w:t>1.) The role of the nonmagnetic ions is not clarified enough. In</w:t>
-      </w:r>
-      <w:r>
-        <w:rPr>
-          <w:rFonts w:ascii="Aptos" w:hAnsi="Aptos"/>
-          <w:i/>
-          <w:iCs/>
-          <w:color w:val="212121"/>
-          <w:sz w:val="20"/>
-          <w:szCs w:val="20"/>
-          <w:lang w:val="en-US"/>
-        </w:rPr>
-        <w:t xml:space="preserve"> </w:t>
-      </w:r>
-      <w:r>
-        <w:rPr>
-          <w:rFonts w:ascii="Aptos" w:hAnsi="Aptos"/>
-          <w:i/>
-          <w:iCs/>
-          <w:color w:val="212121"/>
-          <w:sz w:val="20"/>
-          <w:szCs w:val="20"/>
-          <w:lang w:val="en-US"/>
-        </w:rPr>
-        <w:t>particular, the authors do not detail how they enter into the</w:t>
-      </w:r>
-      <w:r>
-        <w:rPr>
-          <w:rFonts w:ascii="Aptos" w:hAnsi="Aptos"/>
-          <w:i/>
-          <w:iCs/>
-          <w:color w:val="212121"/>
-          <w:sz w:val="20"/>
-          <w:szCs w:val="20"/>
-          <w:lang w:val="en-US"/>
-        </w:rPr>
-        <w:t xml:space="preserve"> </w:t>
-      </w:r>
-      <w:r>
-        <w:rPr>
-          <w:rFonts w:ascii="Aptos" w:hAnsi="Aptos"/>
-          <w:i/>
-          <w:iCs/>
-          <w:color w:val="212121"/>
-          <w:sz w:val="20"/>
-          <w:szCs w:val="20"/>
-          <w:lang w:val="en-US"/>
-        </w:rPr>
-        <w:t xml:space="preserve">calculation, except for the presentation of </w:t>
+        <w:t xml:space="preserve">1.) The role of the nonmagnetic ions is not clarified enough. In particular, the authors do not detail how they enter into the calculation, except for the presentation of </w:t>
       </w:r>
       <w:proofErr w:type="spellStart"/>
       <w:r>
@@ -320,71 +272,23 @@
           <w:szCs w:val="20"/>
           <w:lang w:val="en-US"/>
         </w:rPr>
-        <w:t>. (10) and (11). Please</w:t>
-      </w:r>
-      <w:r>
-        <w:rPr>
-          <w:rFonts w:ascii="Aptos" w:hAnsi="Aptos"/>
-          <w:i/>
-          <w:iCs/>
-          <w:color w:val="212121"/>
-          <w:sz w:val="20"/>
-          <w:szCs w:val="20"/>
-          <w:lang w:val="en-US"/>
-        </w:rPr>
-        <w:t xml:space="preserve"> </w:t>
-      </w:r>
-      <w:r>
-        <w:rPr>
-          <w:rFonts w:ascii="Aptos" w:hAnsi="Aptos"/>
-          <w:i/>
-          <w:iCs/>
-          <w:color w:val="212121"/>
-          <w:sz w:val="20"/>
-          <w:szCs w:val="20"/>
-          <w:lang w:val="en-US"/>
-        </w:rPr>
-        <w:t>provide the calculation of these quantities accompanied by a drawing</w:t>
-      </w:r>
-      <w:r>
-        <w:rPr>
-          <w:rFonts w:ascii="Aptos" w:hAnsi="Aptos"/>
-          <w:i/>
-          <w:iCs/>
-          <w:color w:val="212121"/>
-          <w:sz w:val="20"/>
-          <w:szCs w:val="20"/>
-          <w:lang w:val="en-US"/>
-        </w:rPr>
-        <w:t xml:space="preserve"> </w:t>
-      </w:r>
-      <w:r>
-        <w:rPr>
-          <w:rFonts w:ascii="Aptos" w:hAnsi="Aptos"/>
-          <w:i/>
-          <w:iCs/>
-          <w:color w:val="212121"/>
-          <w:sz w:val="20"/>
-          <w:szCs w:val="20"/>
-          <w:lang w:val="en-US"/>
-        </w:rPr>
-        <w:t>to highlight the calculation graphically.</w:t>
+        <w:t>. (10) and (11). Please provide the calculation of these quantities accompanied by a drawing to highlight the calculation graphically.</w:t>
       </w:r>
     </w:p>
     <w:p>
       <w:pPr>
         <w:rPr>
           <w:rFonts w:ascii="Aptos" w:hAnsi="Aptos"/>
-          <w:color w:val="212121"/>
-          <w:sz w:val="20"/>
-          <w:szCs w:val="20"/>
-          <w:lang w:val="en-US"/>
-        </w:rPr>
-      </w:pPr>
-      <w:r>
-        <w:rPr>
-          <w:rFonts w:ascii="Aptos" w:hAnsi="Aptos"/>
-          <w:color w:val="212121"/>
+          <w:color w:val="4472C4" w:themeColor="accent1"/>
+          <w:sz w:val="20"/>
+          <w:szCs w:val="20"/>
+          <w:lang w:val="en-US"/>
+        </w:rPr>
+      </w:pPr>
+      <w:r>
+        <w:rPr>
+          <w:rFonts w:ascii="Aptos" w:hAnsi="Aptos"/>
+          <w:color w:val="4472C4" w:themeColor="accent1"/>
           <w:sz w:val="20"/>
           <w:szCs w:val="20"/>
           <w:lang w:val="en-US"/>
@@ -395,7 +299,7 @@
       <w:r>
         <w:rPr>
           <w:rFonts w:ascii="Aptos" w:hAnsi="Aptos"/>
-          <w:color w:val="212121"/>
+          <w:color w:val="4472C4" w:themeColor="accent1"/>
           <w:sz w:val="20"/>
           <w:szCs w:val="20"/>
           <w:lang w:val="en-US"/>
@@ -406,39 +310,49 @@
       <w:r>
         <w:rPr>
           <w:rFonts w:ascii="Aptos" w:hAnsi="Aptos"/>
-          <w:color w:val="212121"/>
-          <w:sz w:val="20"/>
-          <w:szCs w:val="20"/>
-          <w:lang w:val="en-US"/>
-        </w:rPr>
-        <w:t xml:space="preserve">. (10) and (11) was insufficient. We have now updated the manuscript with an additional appendix (App. C), which describes how the obtain these </w:t>
-      </w:r>
-      <w:r>
-        <w:rPr>
-          <w:rFonts w:ascii="Aptos" w:hAnsi="Aptos"/>
-          <w:color w:val="212121"/>
-          <w:sz w:val="20"/>
-          <w:szCs w:val="20"/>
-          <w:lang w:val="en-US"/>
-        </w:rPr>
-        <w:t>formulas</w:t>
-      </w:r>
-      <w:r>
-        <w:rPr>
-          <w:rFonts w:ascii="Aptos" w:hAnsi="Aptos"/>
-          <w:color w:val="212121"/>
-          <w:sz w:val="20"/>
-          <w:szCs w:val="20"/>
-          <w:lang w:val="en-US"/>
-        </w:rPr>
-        <w:t>, illustrated with a drawing of the quasi-2D AFM.</w:t>
-      </w:r>
-      <w:r>
-        <w:rPr>
-          <w:rFonts w:ascii="Aptos" w:hAnsi="Aptos"/>
-          <w:i/>
-          <w:iCs/>
-          <w:color w:val="212121"/>
+          <w:color w:val="4472C4" w:themeColor="accent1"/>
+          <w:sz w:val="20"/>
+          <w:szCs w:val="20"/>
+          <w:lang w:val="en-US"/>
+        </w:rPr>
+        <w:t>. (10) and (11) was insufficient. We have now updated the manuscript with an additional appendix (App. C), which describes how the obtain these formulas, illustrated with a drawing of the quasi-2D AFM</w:t>
+      </w:r>
+      <w:r>
+        <w:rPr>
+          <w:rFonts w:ascii="Aptos" w:hAnsi="Aptos"/>
+          <w:color w:val="4472C4" w:themeColor="accent1"/>
+          <w:sz w:val="20"/>
+          <w:szCs w:val="20"/>
+          <w:lang w:val="en-US"/>
+        </w:rPr>
+        <w:t xml:space="preserve"> (Fig. </w:t>
+      </w:r>
+      <w:r>
+        <w:rPr>
+          <w:rFonts w:ascii="Aptos" w:hAnsi="Aptos"/>
+          <w:color w:val="4472C4" w:themeColor="accent1"/>
+          <w:sz w:val="20"/>
+          <w:szCs w:val="20"/>
+          <w:lang w:val="en-US"/>
+        </w:rPr>
+        <w:t>5 in the updated manuscript)</w:t>
+      </w:r>
+      <w:r>
+        <w:rPr>
+          <w:rFonts w:ascii="Aptos" w:hAnsi="Aptos"/>
+          <w:color w:val="4472C4" w:themeColor="accent1"/>
+          <w:sz w:val="20"/>
+          <w:szCs w:val="20"/>
+          <w:lang w:val="en-US"/>
+        </w:rPr>
+        <w:t>.</w:t>
+      </w:r>
+      <w:r>
+        <w:rPr>
+          <w:rFonts w:ascii="Aptos" w:hAnsi="Aptos"/>
+          <w:i/>
+          <w:iCs/>
+          <w:color w:val="4472C4" w:themeColor="accent1"/>
           <w:sz w:val="20"/>
           <w:szCs w:val="20"/>
           <w:lang w:val="en-US"/>
@@ -456,55 +370,7 @@
           <w:lang w:val="en-US"/>
         </w:rPr>
         <w:br/>
-        <w:t>2. Eq. (2) is central to the work. The authors refer to Ref. [26], but</w:t>
-      </w:r>
-      <w:r>
-        <w:rPr>
-          <w:rFonts w:ascii="Aptos" w:hAnsi="Aptos"/>
-          <w:i/>
-          <w:iCs/>
-          <w:color w:val="212121"/>
-          <w:sz w:val="20"/>
-          <w:szCs w:val="20"/>
-          <w:lang w:val="en-US"/>
-        </w:rPr>
-        <w:t xml:space="preserve"> </w:t>
-      </w:r>
-      <w:r>
-        <w:rPr>
-          <w:rFonts w:ascii="Aptos" w:hAnsi="Aptos"/>
-          <w:i/>
-          <w:iCs/>
-          <w:color w:val="212121"/>
-          <w:sz w:val="20"/>
-          <w:szCs w:val="20"/>
-          <w:lang w:val="en-US"/>
-        </w:rPr>
-        <w:t>there, we only find the same quantity without a derivation. How</w:t>
-      </w:r>
-      <w:r>
-        <w:rPr>
-          <w:rFonts w:ascii="Aptos" w:hAnsi="Aptos"/>
-          <w:i/>
-          <w:iCs/>
-          <w:color w:val="212121"/>
-          <w:sz w:val="20"/>
-          <w:szCs w:val="20"/>
-          <w:lang w:val="en-US"/>
-        </w:rPr>
-        <w:t xml:space="preserve"> </w:t>
-      </w:r>
-      <w:r>
-        <w:rPr>
-          <w:rFonts w:ascii="Aptos" w:hAnsi="Aptos"/>
-          <w:i/>
-          <w:iCs/>
-          <w:color w:val="212121"/>
-          <w:sz w:val="20"/>
-          <w:szCs w:val="20"/>
-          <w:lang w:val="en-US"/>
-        </w:rPr>
-        <w:t>magnetic moments are coupled to electric fields deserves more than a</w:t>
+        <w:t>2. Eq. (2) is central to the work. The authors refer to Ref. [26], but there, we only find the same quantity without a derivation. How magnetic moments are coupled to electric fields deserves more than a</w:t>
       </w:r>
       <w:r>
         <w:rPr>
@@ -517,71 +383,23 @@
           <w:lang w:val="en-US"/>
         </w:rPr>
         <w:br/>
-        <w:t>reference. I urge the authors to provide a derivation of Eq. (2) i</w:t>
-      </w:r>
-      <w:r>
-        <w:rPr>
-          <w:rFonts w:ascii="Aptos" w:hAnsi="Aptos"/>
-          <w:i/>
-          <w:iCs/>
-          <w:color w:val="212121"/>
-          <w:sz w:val="20"/>
-          <w:szCs w:val="20"/>
-          <w:lang w:val="en-US"/>
-        </w:rPr>
-        <w:t xml:space="preserve">n </w:t>
-      </w:r>
-      <w:r>
-        <w:rPr>
-          <w:rFonts w:ascii="Aptos" w:hAnsi="Aptos"/>
-          <w:i/>
-          <w:iCs/>
-          <w:color w:val="212121"/>
-          <w:sz w:val="20"/>
-          <w:szCs w:val="20"/>
-          <w:lang w:val="en-US"/>
-        </w:rPr>
-        <w:t>the context of the 2D antiferromagnet, as an example. This can be done</w:t>
-      </w:r>
-      <w:r>
-        <w:rPr>
-          <w:rFonts w:ascii="Aptos" w:hAnsi="Aptos"/>
-          <w:i/>
-          <w:iCs/>
-          <w:color w:val="212121"/>
-          <w:sz w:val="20"/>
-          <w:szCs w:val="20"/>
-          <w:lang w:val="en-US"/>
-        </w:rPr>
-        <w:t xml:space="preserve"> </w:t>
-      </w:r>
-      <w:r>
-        <w:rPr>
-          <w:rFonts w:ascii="Aptos" w:hAnsi="Aptos"/>
-          <w:i/>
-          <w:iCs/>
-          <w:color w:val="212121"/>
-          <w:sz w:val="20"/>
-          <w:szCs w:val="20"/>
-          <w:lang w:val="en-US"/>
-        </w:rPr>
-        <w:t>in an Appendix-</w:t>
+        <w:t>reference. I urge the authors to provide a derivation of Eq. (2) in the context of the 2D antiferromagnet, as an example. This can be done in an Appendix-</w:t>
       </w:r>
     </w:p>
     <w:p>
       <w:pPr>
         <w:rPr>
           <w:rFonts w:ascii="Aptos" w:hAnsi="Aptos"/>
-          <w:color w:val="212121"/>
-          <w:sz w:val="20"/>
-          <w:szCs w:val="20"/>
-          <w:lang w:val="en-US"/>
-        </w:rPr>
-      </w:pPr>
-      <w:r>
-        <w:rPr>
-          <w:rFonts w:ascii="Aptos" w:hAnsi="Aptos"/>
-          <w:color w:val="212121"/>
+          <w:color w:val="4472C4" w:themeColor="accent1"/>
+          <w:sz w:val="20"/>
+          <w:szCs w:val="20"/>
+          <w:lang w:val="en-US"/>
+        </w:rPr>
+      </w:pPr>
+      <w:r>
+        <w:rPr>
+          <w:rFonts w:ascii="Aptos" w:hAnsi="Aptos"/>
+          <w:color w:val="4472C4" w:themeColor="accent1"/>
           <w:sz w:val="20"/>
           <w:szCs w:val="20"/>
           <w:lang w:val="en-US"/>
@@ -591,7 +409,7 @@
       <w:r>
         <w:rPr>
           <w:rFonts w:ascii="Aptos" w:hAnsi="Aptos"/>
-          <w:color w:val="212121"/>
+          <w:color w:val="4472C4" w:themeColor="accent1"/>
           <w:sz w:val="20"/>
           <w:szCs w:val="20"/>
           <w:lang w:val="en-US"/>
@@ -601,29 +419,19 @@
       <w:r>
         <w:rPr>
           <w:rFonts w:ascii="Aptos" w:hAnsi="Aptos"/>
-          <w:color w:val="212121"/>
-          <w:sz w:val="20"/>
-          <w:szCs w:val="20"/>
-          <w:lang w:val="en-US"/>
-        </w:rPr>
-        <w:t xml:space="preserve"> derivation of Eq. (2), we note that this has been done multiple times in past works (such as PRB</w:t>
-      </w:r>
-      <w:r>
-        <w:rPr>
-          <w:rFonts w:ascii="Aptos" w:hAnsi="Aptos"/>
-          <w:color w:val="212121"/>
-          <w:sz w:val="20"/>
-          <w:szCs w:val="20"/>
-          <w:lang w:val="en-US"/>
-        </w:rPr>
-        <w:t xml:space="preserve"> </w:t>
+          <w:color w:val="4472C4" w:themeColor="accent1"/>
+          <w:sz w:val="20"/>
+          <w:szCs w:val="20"/>
+          <w:lang w:val="en-US"/>
+        </w:rPr>
+        <w:t xml:space="preserve"> derivation of Eq. (2), we note that this has been done multiple times in past works (such as PRB </w:t>
       </w:r>
       <w:r>
         <w:rPr>
           <w:rFonts w:ascii="Aptos" w:hAnsi="Aptos"/>
           <w:b/>
           <w:bCs/>
-          <w:color w:val="212121"/>
+          <w:color w:val="4472C4" w:themeColor="accent1"/>
           <w:sz w:val="20"/>
           <w:szCs w:val="20"/>
           <w:lang w:val="en-US"/>
@@ -633,27 +441,17 @@
       <w:r>
         <w:rPr>
           <w:rFonts w:ascii="Aptos" w:hAnsi="Aptos"/>
-          <w:color w:val="212121"/>
-          <w:sz w:val="20"/>
-          <w:szCs w:val="20"/>
-          <w:lang w:val="en-US"/>
-        </w:rPr>
-        <w:t>, 125161 (2019)</w:t>
-      </w:r>
-      <w:r>
-        <w:rPr>
-          <w:rFonts w:ascii="Aptos" w:hAnsi="Aptos"/>
-          <w:color w:val="212121"/>
-          <w:sz w:val="20"/>
-          <w:szCs w:val="20"/>
-          <w:lang w:val="en-US"/>
-        </w:rPr>
-        <w:t>), and we do not wish to repeat it here.</w:t>
-      </w:r>
-      <w:r>
-        <w:rPr>
-          <w:rFonts w:ascii="Aptos" w:hAnsi="Aptos"/>
-          <w:color w:val="212121"/>
+          <w:color w:val="4472C4" w:themeColor="accent1"/>
+          <w:sz w:val="20"/>
+          <w:szCs w:val="20"/>
+          <w:lang w:val="en-US"/>
+        </w:rPr>
+        <w:t>, 125161 (2019)), and we do not wish to repeat it here.</w:t>
+      </w:r>
+      <w:r>
+        <w:rPr>
+          <w:rFonts w:ascii="Aptos" w:hAnsi="Aptos"/>
+          <w:color w:val="4472C4" w:themeColor="accent1"/>
           <w:sz w:val="20"/>
           <w:szCs w:val="20"/>
           <w:lang w:val="en-US"/>
@@ -683,55 +481,7 @@
           <w:szCs w:val="20"/>
           <w:lang w:val="en-US"/>
         </w:rPr>
-        <w:t>3. In an Appendix, provide the Feynman rules associated with the</w:t>
-      </w:r>
-      <w:r>
-        <w:rPr>
-          <w:rFonts w:ascii="Aptos" w:hAnsi="Aptos"/>
-          <w:i/>
-          <w:iCs/>
-          <w:color w:val="212121"/>
-          <w:sz w:val="20"/>
-          <w:szCs w:val="20"/>
-          <w:lang w:val="en-US"/>
-        </w:rPr>
-        <w:t xml:space="preserve"> </w:t>
-      </w:r>
-      <w:r>
-        <w:rPr>
-          <w:rFonts w:ascii="Aptos" w:hAnsi="Aptos"/>
-          <w:i/>
-          <w:iCs/>
-          <w:color w:val="212121"/>
-          <w:sz w:val="20"/>
-          <w:szCs w:val="20"/>
-          <w:lang w:val="en-US"/>
-        </w:rPr>
-        <w:t>diagrams of Fig. 5. Alternatively, provide the corresponding equations</w:t>
-      </w:r>
-      <w:r>
-        <w:rPr>
-          <w:rFonts w:ascii="Aptos" w:hAnsi="Aptos"/>
-          <w:i/>
-          <w:iCs/>
-          <w:color w:val="212121"/>
-          <w:sz w:val="20"/>
-          <w:szCs w:val="20"/>
-          <w:lang w:val="en-US"/>
-        </w:rPr>
-        <w:t xml:space="preserve"> </w:t>
-      </w:r>
-      <w:r>
-        <w:rPr>
-          <w:rFonts w:ascii="Aptos" w:hAnsi="Aptos"/>
-          <w:i/>
-          <w:iCs/>
-          <w:color w:val="212121"/>
-          <w:sz w:val="20"/>
-          <w:szCs w:val="20"/>
-          <w:lang w:val="en-US"/>
-        </w:rPr>
-        <w:t>of motion.</w:t>
+        <w:t>3. In an Appendix, provide the Feynman rules associated with the diagrams of Fig. 5. Alternatively, provide the corresponding equations of motion.</w:t>
       </w:r>
     </w:p>
     <w:p>
@@ -740,41 +490,41 @@
           <w:rFonts w:ascii="Aptos" w:hAnsi="Aptos"/>
           <w:i/>
           <w:iCs/>
-          <w:color w:val="212121"/>
-          <w:sz w:val="20"/>
-          <w:szCs w:val="20"/>
-          <w:lang w:val="en-US"/>
-        </w:rPr>
-      </w:pPr>
-      <w:r>
-        <w:rPr>
-          <w:rFonts w:ascii="Aptos" w:hAnsi="Aptos"/>
-          <w:color w:val="212121"/>
-          <w:sz w:val="20"/>
-          <w:szCs w:val="20"/>
-          <w:lang w:val="en-US"/>
-        </w:rPr>
-        <w:t xml:space="preserve">We thank the referee for this comment, and now supply the </w:t>
-      </w:r>
-      <w:r>
-        <w:rPr>
-          <w:rFonts w:ascii="Aptos" w:hAnsi="Aptos"/>
-          <w:color w:val="212121"/>
-          <w:sz w:val="20"/>
-          <w:szCs w:val="20"/>
-          <w:lang w:val="en-US"/>
-        </w:rPr>
-        <w:t>interacting (Matsubara) plasmon Green's function</w:t>
-      </w:r>
-      <w:r>
-        <w:rPr>
-          <w:rFonts w:ascii="Aptos" w:hAnsi="Aptos"/>
-          <w:color w:val="212121"/>
-          <w:sz w:val="20"/>
-          <w:szCs w:val="20"/>
-          <w:lang w:val="en-US"/>
-        </w:rPr>
-        <w:t xml:space="preserve"> [Eq. (12) in the updated manuscript].</w:t>
+          <w:color w:val="4472C4" w:themeColor="accent1"/>
+          <w:sz w:val="20"/>
+          <w:szCs w:val="20"/>
+          <w:lang w:val="en-US"/>
+        </w:rPr>
+      </w:pPr>
+      <w:r>
+        <w:rPr>
+          <w:rFonts w:ascii="Aptos" w:hAnsi="Aptos"/>
+          <w:color w:val="4472C4" w:themeColor="accent1"/>
+          <w:sz w:val="20"/>
+          <w:szCs w:val="20"/>
+          <w:lang w:val="en-US"/>
+        </w:rPr>
+        <w:t xml:space="preserve">We thank the referee for this </w:t>
+      </w:r>
+      <w:r>
+        <w:rPr>
+          <w:rFonts w:ascii="Aptos" w:hAnsi="Aptos"/>
+          <w:color w:val="4472C4" w:themeColor="accent1"/>
+          <w:sz w:val="20"/>
+          <w:szCs w:val="20"/>
+          <w:lang w:val="en-US"/>
+        </w:rPr>
+        <w:t>suggestion</w:t>
+      </w:r>
+      <w:r>
+        <w:rPr>
+          <w:rFonts w:ascii="Aptos" w:hAnsi="Aptos"/>
+          <w:color w:val="4472C4" w:themeColor="accent1"/>
+          <w:sz w:val="20"/>
+          <w:szCs w:val="20"/>
+          <w:lang w:val="en-US"/>
+        </w:rPr>
+        <w:t xml:space="preserve"> and now supply the interacting (Matsubara) plasmon Green's function [Eq. (12) in the updated manuscript].</w:t>
       </w:r>
     </w:p>
     <w:p>
@@ -799,31 +549,7 @@
           <w:szCs w:val="20"/>
           <w:lang w:val="en-US"/>
         </w:rPr>
-        <w:t>4. The calculations of the quadratic magneto-optic interaction are too</w:t>
-      </w:r>
-      <w:r>
-        <w:rPr>
-          <w:rFonts w:ascii="Aptos" w:hAnsi="Aptos"/>
-          <w:i/>
-          <w:iCs/>
-          <w:color w:val="212121"/>
-          <w:sz w:val="20"/>
-          <w:szCs w:val="20"/>
-          <w:lang w:val="en-US"/>
-        </w:rPr>
-        <w:t xml:space="preserve"> </w:t>
-      </w:r>
-      <w:r>
-        <w:rPr>
-          <w:rFonts w:ascii="Aptos" w:hAnsi="Aptos"/>
-          <w:i/>
-          <w:iCs/>
-          <w:color w:val="212121"/>
-          <w:sz w:val="20"/>
-          <w:szCs w:val="20"/>
-          <w:lang w:val="en-US"/>
-        </w:rPr>
-        <w:t xml:space="preserve">sketchy. Provide details in </w:t>
+        <w:t xml:space="preserve">4. The calculations of the quadratic magneto-optic interaction are too sketchy. Provide details in </w:t>
       </w:r>
       <w:proofErr w:type="gramStart"/>
       <w:r>
@@ -858,16 +584,16 @@
           <w:rFonts w:ascii="Aptos" w:hAnsi="Aptos"/>
           <w:i/>
           <w:iCs/>
-          <w:color w:val="212121"/>
-          <w:sz w:val="20"/>
-          <w:szCs w:val="20"/>
-          <w:lang w:val="en-US"/>
-        </w:rPr>
-      </w:pPr>
-      <w:r>
-        <w:rPr>
-          <w:rFonts w:ascii="Aptos" w:hAnsi="Aptos"/>
-          <w:color w:val="212121"/>
+          <w:color w:val="4472C4" w:themeColor="accent1"/>
+          <w:sz w:val="20"/>
+          <w:szCs w:val="20"/>
+          <w:lang w:val="en-US"/>
+        </w:rPr>
+      </w:pPr>
+      <w:r>
+        <w:rPr>
+          <w:rFonts w:ascii="Aptos" w:hAnsi="Aptos"/>
+          <w:color w:val="4472C4" w:themeColor="accent1"/>
           <w:sz w:val="20"/>
           <w:szCs w:val="20"/>
           <w:lang w:val="en-US"/>
@@ -963,7 +689,7 @@
       <w:r>
         <w:rPr>
           <w:rFonts w:ascii="Aptos" w:hAnsi="Aptos"/>
-          <w:color w:val="212121"/>
+          <w:color w:val="4472C4" w:themeColor="accent1"/>
           <w:sz w:val="20"/>
           <w:szCs w:val="20"/>
           <w:lang w:val="en-US"/>
@@ -973,7 +699,7 @@
       <w:r>
         <w:rPr>
           <w:rFonts w:ascii="Aptos" w:hAnsi="Aptos"/>
-          <w:color w:val="212121"/>
+          <w:color w:val="4472C4" w:themeColor="accent1"/>
           <w:sz w:val="20"/>
           <w:szCs w:val="20"/>
           <w:lang w:val="en-US"/>
@@ -983,7 +709,7 @@
       <w:r>
         <w:rPr>
           <w:rFonts w:ascii="Aptos" w:hAnsi="Aptos"/>
-          <w:color w:val="212121"/>
+          <w:color w:val="4472C4" w:themeColor="accent1"/>
           <w:sz w:val="20"/>
           <w:szCs w:val="20"/>
           <w:lang w:val="en-US"/>
@@ -1249,7 +975,7 @@
       <w:r>
         <w:rPr>
           <w:rFonts w:ascii="Aptos" w:hAnsi="Aptos"/>
-          <w:color w:val="212121"/>
+          <w:color w:val="4472C4" w:themeColor="accent1"/>
           <w:sz w:val="20"/>
           <w:szCs w:val="20"/>
           <w:lang w:val="en-US"/>
@@ -1259,7 +985,7 @@
       <w:r>
         <w:rPr>
           <w:rFonts w:ascii="Aptos" w:hAnsi="Aptos"/>
-          <w:color w:val="212121"/>
+          <w:color w:val="4472C4" w:themeColor="accent1"/>
           <w:sz w:val="20"/>
           <w:szCs w:val="20"/>
           <w:lang w:val="en-US"/>
@@ -1269,7 +995,7 @@
       <w:r>
         <w:rPr>
           <w:rFonts w:ascii="Aptos" w:hAnsi="Aptos"/>
-          <w:color w:val="212121"/>
+          <w:color w:val="4472C4" w:themeColor="accent1"/>
           <w:sz w:val="20"/>
           <w:szCs w:val="20"/>
           <w:lang w:val="en-US"/>
@@ -1279,7 +1005,7 @@
       <w:r>
         <w:rPr>
           <w:rFonts w:ascii="Aptos" w:hAnsi="Aptos"/>
-          <w:color w:val="212121"/>
+          <w:color w:val="4472C4" w:themeColor="accent1"/>
           <w:sz w:val="20"/>
           <w:szCs w:val="20"/>
           <w:lang w:val="en-US"/>
@@ -1291,7 +1017,7 @@
           <w:rFonts w:ascii="Aptos" w:hAnsi="Aptos"/>
           <w:i/>
           <w:iCs/>
-          <w:color w:val="212121"/>
+          <w:color w:val="4472C4" w:themeColor="accent1"/>
           <w:sz w:val="20"/>
           <w:szCs w:val="20"/>
           <w:lang w:val="en-US"/>
@@ -1432,55 +1158,7 @@
           <w:szCs w:val="20"/>
           <w:lang w:val="en-US"/>
         </w:rPr>
-        <w:t>. (1) and (2), the magnons and plasmons</w:t>
-      </w:r>
-      <w:r>
-        <w:rPr>
-          <w:rFonts w:ascii="Aptos" w:hAnsi="Aptos"/>
-          <w:i/>
-          <w:iCs/>
-          <w:color w:val="212121"/>
-          <w:sz w:val="20"/>
-          <w:szCs w:val="20"/>
-          <w:lang w:val="en-US"/>
-        </w:rPr>
-        <w:t xml:space="preserve"> </w:t>
-      </w:r>
-      <w:r>
-        <w:rPr>
-          <w:rFonts w:ascii="Aptos" w:hAnsi="Aptos"/>
-          <w:i/>
-          <w:iCs/>
-          <w:color w:val="212121"/>
-          <w:sz w:val="20"/>
-          <w:szCs w:val="20"/>
-          <w:lang w:val="en-US"/>
-        </w:rPr>
-        <w:t>are coupled (assuming the total coupling is not identically zero,</w:t>
-      </w:r>
-      <w:r>
-        <w:rPr>
-          <w:rFonts w:ascii="Aptos" w:hAnsi="Aptos"/>
-          <w:i/>
-          <w:iCs/>
-          <w:color w:val="212121"/>
-          <w:sz w:val="20"/>
-          <w:szCs w:val="20"/>
-          <w:lang w:val="en-US"/>
-        </w:rPr>
-        <w:t xml:space="preserve"> </w:t>
-      </w:r>
-      <w:r>
-        <w:rPr>
-          <w:rFonts w:ascii="Aptos" w:hAnsi="Aptos"/>
-          <w:i/>
-          <w:iCs/>
-          <w:color w:val="212121"/>
-          <w:sz w:val="20"/>
-          <w:szCs w:val="20"/>
-          <w:lang w:val="en-US"/>
-        </w:rPr>
-        <w:t>which probably can be figured out from the symmetry arguments). Thus,</w:t>
+        <w:t>. (1) and (2), the magnons and plasmons are coupled (assuming the total coupling is not identically zero, which probably can be figured out from the symmetry arguments). Thus,</w:t>
       </w:r>
       <w:r>
         <w:rPr>
@@ -1493,55 +1171,7 @@
           <w:lang w:val="en-US"/>
         </w:rPr>
         <w:br/>
-        <w:t>the main point of the manuscript is probably not so much that they are</w:t>
-      </w:r>
-      <w:r>
-        <w:rPr>
-          <w:rFonts w:ascii="Aptos" w:hAnsi="Aptos"/>
-          <w:i/>
-          <w:iCs/>
-          <w:color w:val="212121"/>
-          <w:sz w:val="20"/>
-          <w:szCs w:val="20"/>
-          <w:lang w:val="en-US"/>
-        </w:rPr>
-        <w:t xml:space="preserve"> </w:t>
-      </w:r>
-      <w:r>
-        <w:rPr>
-          <w:rFonts w:ascii="Aptos" w:hAnsi="Aptos"/>
-          <w:i/>
-          <w:iCs/>
-          <w:color w:val="212121"/>
-          <w:sz w:val="20"/>
-          <w:szCs w:val="20"/>
-          <w:lang w:val="en-US"/>
-        </w:rPr>
-        <w:t>coupled, but that the coupling is strong enough. Indeed, in the</w:t>
-      </w:r>
-      <w:r>
-        <w:rPr>
-          <w:rFonts w:ascii="Aptos" w:hAnsi="Aptos"/>
-          <w:i/>
-          <w:iCs/>
-          <w:color w:val="212121"/>
-          <w:sz w:val="20"/>
-          <w:szCs w:val="20"/>
-          <w:lang w:val="en-US"/>
-        </w:rPr>
-        <w:t xml:space="preserve"> </w:t>
-      </w:r>
-      <w:r>
-        <w:rPr>
-          <w:rFonts w:ascii="Aptos" w:hAnsi="Aptos"/>
-          <w:i/>
-          <w:iCs/>
-          <w:color w:val="212121"/>
-          <w:sz w:val="20"/>
-          <w:szCs w:val="20"/>
-          <w:lang w:val="en-US"/>
-        </w:rPr>
-        <w:t>introduction the authors dismiss other proposals for magnon-plasmon</w:t>
+        <w:t>the main point of the manuscript is probably not so much that they are coupled, but that the coupling is strong enough. Indeed, in the introduction the authors dismiss other proposals for magnon-plasmon</w:t>
       </w:r>
       <w:r>
         <w:rPr>
@@ -1554,119 +1184,23 @@
           <w:lang w:val="en-US"/>
         </w:rPr>
         <w:br/>
-        <w:t>coupling because they are based on spin-orbit coupling which is weak.</w:t>
-      </w:r>
-      <w:r>
-        <w:rPr>
-          <w:rFonts w:ascii="Aptos" w:hAnsi="Aptos"/>
-          <w:i/>
-          <w:iCs/>
-          <w:color w:val="212121"/>
-          <w:sz w:val="20"/>
-          <w:szCs w:val="20"/>
-          <w:lang w:val="en-US"/>
-        </w:rPr>
-        <w:t xml:space="preserve"> </w:t>
-      </w:r>
-      <w:r>
-        <w:rPr>
-          <w:rFonts w:ascii="Aptos" w:hAnsi="Aptos"/>
-          <w:i/>
-          <w:iCs/>
-          <w:color w:val="212121"/>
-          <w:sz w:val="20"/>
-          <w:szCs w:val="20"/>
-          <w:lang w:val="en-US"/>
-        </w:rPr>
-        <w:t>In view of these considerations, I would expect to see some discussion</w:t>
-      </w:r>
-      <w:r>
-        <w:rPr>
-          <w:rFonts w:ascii="Aptos" w:hAnsi="Aptos"/>
-          <w:i/>
-          <w:iCs/>
-          <w:color w:val="212121"/>
-          <w:sz w:val="20"/>
-          <w:szCs w:val="20"/>
-          <w:lang w:val="en-US"/>
-        </w:rPr>
-        <w:t xml:space="preserve"> </w:t>
-      </w:r>
-      <w:r>
-        <w:rPr>
-          <w:rFonts w:ascii="Aptos" w:hAnsi="Aptos"/>
-          <w:i/>
-          <w:iCs/>
-          <w:color w:val="212121"/>
-          <w:sz w:val="20"/>
-          <w:szCs w:val="20"/>
-          <w:lang w:val="en-US"/>
-        </w:rPr>
-        <w:t>elucidating what "weak" and "strong" means, and whether the proposal</w:t>
-      </w:r>
-      <w:r>
-        <w:rPr>
-          <w:rFonts w:ascii="Aptos" w:hAnsi="Aptos"/>
-          <w:i/>
-          <w:iCs/>
-          <w:color w:val="212121"/>
-          <w:sz w:val="20"/>
-          <w:szCs w:val="20"/>
-          <w:lang w:val="en-US"/>
-        </w:rPr>
-        <w:t xml:space="preserve"> </w:t>
-      </w:r>
-      <w:r>
-        <w:rPr>
-          <w:rFonts w:ascii="Aptos" w:hAnsi="Aptos"/>
-          <w:i/>
-          <w:iCs/>
-          <w:color w:val="212121"/>
-          <w:sz w:val="20"/>
-          <w:szCs w:val="20"/>
-          <w:lang w:val="en-US"/>
-        </w:rPr>
-        <w:t>worked out in the manuscript provides indeed stronger coupling than</w:t>
-      </w:r>
-      <w:r>
-        <w:rPr>
-          <w:rFonts w:ascii="Aptos" w:hAnsi="Aptos"/>
-          <w:i/>
-          <w:iCs/>
-          <w:color w:val="212121"/>
-          <w:sz w:val="20"/>
-          <w:szCs w:val="20"/>
-          <w:lang w:val="en-US"/>
-        </w:rPr>
-        <w:t xml:space="preserve"> </w:t>
-      </w:r>
-      <w:r>
-        <w:rPr>
-          <w:rFonts w:ascii="Aptos" w:hAnsi="Aptos"/>
-          <w:i/>
-          <w:iCs/>
-          <w:color w:val="212121"/>
-          <w:sz w:val="20"/>
-          <w:szCs w:val="20"/>
-          <w:lang w:val="en-US"/>
-        </w:rPr>
-        <w:t>other proposals do.</w:t>
+        <w:t>coupling because they are based on spin-orbit coupling which is weak. In view of these considerations, I would expect to see some discussion elucidating what "weak" and "strong" means, and whether the proposal worked out in the manuscript provides indeed stronger coupling than other proposals do.</w:t>
       </w:r>
     </w:p>
     <w:p>
       <w:pPr>
         <w:rPr>
           <w:rFonts w:ascii="Aptos" w:hAnsi="Aptos"/>
-          <w:color w:val="212121"/>
-          <w:sz w:val="20"/>
-          <w:szCs w:val="20"/>
-          <w:lang w:val="en-US"/>
-        </w:rPr>
-      </w:pPr>
-      <w:r>
-        <w:rPr>
-          <w:rFonts w:ascii="Aptos" w:hAnsi="Aptos"/>
-          <w:color w:val="212121"/>
+          <w:color w:val="4472C4" w:themeColor="accent1"/>
+          <w:sz w:val="20"/>
+          <w:szCs w:val="20"/>
+          <w:lang w:val="en-US"/>
+        </w:rPr>
+      </w:pPr>
+      <w:r>
+        <w:rPr>
+          <w:rFonts w:ascii="Aptos" w:hAnsi="Aptos"/>
+          <w:color w:val="4472C4" w:themeColor="accent1"/>
           <w:sz w:val="20"/>
           <w:szCs w:val="20"/>
           <w:lang w:val="en-US"/>
@@ -1676,7 +1210,7 @@
       <w:r>
         <w:rPr>
           <w:rFonts w:ascii="Aptos" w:hAnsi="Aptos"/>
-          <w:color w:val="212121"/>
+          <w:color w:val="4472C4" w:themeColor="accent1"/>
           <w:sz w:val="20"/>
           <w:szCs w:val="20"/>
           <w:lang w:val="en-US"/>
@@ -1686,7 +1220,7 @@
       <w:r>
         <w:rPr>
           <w:rFonts w:ascii="Aptos" w:hAnsi="Aptos"/>
-          <w:color w:val="212121"/>
+          <w:color w:val="4472C4" w:themeColor="accent1"/>
           <w:sz w:val="20"/>
           <w:szCs w:val="20"/>
           <w:lang w:val="en-US"/>
@@ -1698,7 +1232,7 @@
           <w:rFonts w:ascii="Aptos" w:hAnsi="Aptos"/>
           <w:i/>
           <w:iCs/>
-          <w:color w:val="212121"/>
+          <w:color w:val="4472C4" w:themeColor="accent1"/>
           <w:sz w:val="20"/>
           <w:szCs w:val="20"/>
           <w:lang w:val="en-US"/>
@@ -1710,7 +1244,7 @@
           <w:rFonts w:ascii="Aptos" w:hAnsi="Aptos"/>
           <w:i/>
           <w:iCs/>
-          <w:color w:val="212121"/>
+          <w:color w:val="4472C4" w:themeColor="accent1"/>
           <w:sz w:val="20"/>
           <w:szCs w:val="20"/>
           <w:lang w:val="en-US"/>
@@ -1720,7 +1254,7 @@
       <w:r>
         <w:rPr>
           <w:rFonts w:ascii="Aptos" w:hAnsi="Aptos"/>
-          <w:color w:val="212121"/>
+          <w:color w:val="4472C4" w:themeColor="accent1"/>
           <w:sz w:val="20"/>
           <w:szCs w:val="20"/>
           <w:lang w:val="en-US"/>
@@ -1730,339 +1264,1072 @@
       <w:r>
         <w:rPr>
           <w:rFonts w:ascii="Aptos" w:hAnsi="Aptos"/>
-          <w:color w:val="212121"/>
-          <w:sz w:val="20"/>
-          <w:szCs w:val="20"/>
-          <w:lang w:val="en-US"/>
-        </w:rPr>
-        <w:t xml:space="preserve"> We now only use the terms weak/strong coupling for the regime where the perturbative approach breaks down.</w:t>
-      </w:r>
-      <w:r>
-        <w:rPr>
-          <w:rFonts w:ascii="Aptos" w:hAnsi="Aptos"/>
-          <w:color w:val="212121"/>
-          <w:sz w:val="20"/>
-          <w:szCs w:val="20"/>
-          <w:lang w:val="en-US"/>
-        </w:rPr>
-        <w:t xml:space="preserve">  </w:t>
-      </w:r>
-      <w:r>
-        <w:rPr>
-          <w:rFonts w:ascii="Aptos" w:hAnsi="Aptos"/>
-          <w:color w:val="212121"/>
-          <w:sz w:val="20"/>
-          <w:szCs w:val="20"/>
-          <w:lang w:val="en-US"/>
-        </w:rPr>
-        <w:br/>
-      </w:r>
-      <w:r>
-        <w:rPr>
-          <w:rFonts w:ascii="Aptos" w:hAnsi="Aptos"/>
-          <w:color w:val="212121"/>
-          <w:sz w:val="20"/>
-          <w:szCs w:val="20"/>
-          <w:lang w:val="en-US"/>
-        </w:rPr>
-        <w:br/>
-      </w:r>
-      <w:r>
-        <w:rPr>
-          <w:rFonts w:ascii="Aptos" w:hAnsi="Aptos"/>
-          <w:i/>
-          <w:iCs/>
-          <w:color w:val="212121"/>
-          <w:sz w:val="20"/>
-          <w:szCs w:val="20"/>
-          <w:lang w:val="en-US"/>
-        </w:rPr>
-        <w:t>2. The authors repeatedly talk about two-magnon continuum, van Hove</w:t>
-      </w:r>
-      <w:r>
-        <w:rPr>
-          <w:rFonts w:ascii="Aptos" w:hAnsi="Aptos"/>
-          <w:i/>
-          <w:iCs/>
-          <w:color w:val="212121"/>
+          <w:color w:val="4472C4" w:themeColor="accent1"/>
           <w:sz w:val="20"/>
           <w:szCs w:val="20"/>
           <w:lang w:val="en-US"/>
         </w:rPr>
         <w:t xml:space="preserve"> </w:t>
-      </w:r>
-      <w:r>
-        <w:rPr>
-          <w:rFonts w:ascii="Aptos" w:hAnsi="Aptos"/>
-          <w:i/>
-          <w:iCs/>
-          <w:color w:val="212121"/>
-          <w:sz w:val="20"/>
-          <w:szCs w:val="20"/>
-          <w:lang w:val="en-US"/>
-        </w:rPr>
-        <w:t>singularities, and related points, but it is not immediately clear to</w:t>
-      </w:r>
-      <w:r>
-        <w:rPr>
-          <w:rFonts w:ascii="Aptos" w:hAnsi="Aptos"/>
-          <w:i/>
-          <w:iCs/>
-          <w:color w:val="212121"/>
-          <w:sz w:val="20"/>
-          <w:szCs w:val="20"/>
-          <w:lang w:val="en-US"/>
-        </w:rPr>
-        <w:t xml:space="preserve"> </w:t>
-      </w:r>
-      <w:r>
-        <w:rPr>
-          <w:rFonts w:ascii="Aptos" w:hAnsi="Aptos"/>
-          <w:i/>
-          <w:iCs/>
-          <w:color w:val="212121"/>
-          <w:sz w:val="20"/>
-          <w:szCs w:val="20"/>
-          <w:lang w:val="en-US"/>
-        </w:rPr>
-        <w:t>me how these are related to Figs. 3 and 4. Just to give an example,</w:t>
-      </w:r>
-      <w:r>
-        <w:rPr>
-          <w:rFonts w:ascii="Aptos" w:hAnsi="Aptos"/>
-          <w:i/>
-          <w:iCs/>
-          <w:color w:val="212121"/>
-          <w:sz w:val="20"/>
-          <w:szCs w:val="20"/>
-          <w:lang w:val="en-US"/>
-        </w:rPr>
-        <w:br/>
-        <w:t>what does it mean "the plasmon again strongly decays as it enters the</w:t>
-      </w:r>
-      <w:r>
-        <w:rPr>
-          <w:rFonts w:ascii="Aptos" w:hAnsi="Aptos"/>
-          <w:i/>
-          <w:iCs/>
-          <w:color w:val="212121"/>
-          <w:sz w:val="20"/>
-          <w:szCs w:val="20"/>
-          <w:lang w:val="en-US"/>
-        </w:rPr>
-        <w:t xml:space="preserve"> </w:t>
-      </w:r>
-      <w:r>
-        <w:rPr>
-          <w:rFonts w:ascii="Aptos" w:hAnsi="Aptos"/>
-          <w:i/>
-          <w:iCs/>
-          <w:color w:val="212121"/>
-          <w:sz w:val="20"/>
-          <w:szCs w:val="20"/>
-          <w:lang w:val="en-US"/>
-        </w:rPr>
-        <w:t>Van Hove singularity in the spin-zero two-magnon DOS"? I guess the</w:t>
-      </w:r>
-      <w:r>
-        <w:rPr>
-          <w:rFonts w:ascii="Aptos" w:hAnsi="Aptos"/>
-          <w:i/>
-          <w:iCs/>
-          <w:color w:val="212121"/>
-          <w:sz w:val="20"/>
-          <w:szCs w:val="20"/>
-          <w:lang w:val="en-US"/>
-        </w:rPr>
-        <w:t xml:space="preserve"> </w:t>
-      </w:r>
-      <w:r>
-        <w:rPr>
-          <w:rFonts w:ascii="Aptos" w:hAnsi="Aptos"/>
-          <w:i/>
-          <w:iCs/>
-          <w:color w:val="212121"/>
-          <w:sz w:val="20"/>
-          <w:szCs w:val="20"/>
-          <w:lang w:val="en-US"/>
-        </w:rPr>
-        <w:t>authors mean that the magnon spectrum is bound from above, and when</w:t>
-      </w:r>
-      <w:r>
-        <w:rPr>
-          <w:rFonts w:ascii="Aptos" w:hAnsi="Aptos"/>
-          <w:i/>
-          <w:iCs/>
-          <w:color w:val="212121"/>
-          <w:sz w:val="20"/>
-          <w:szCs w:val="20"/>
-          <w:lang w:val="en-US"/>
-        </w:rPr>
-        <w:t xml:space="preserve"> </w:t>
-      </w:r>
-      <w:r>
-        <w:rPr>
-          <w:rFonts w:ascii="Aptos" w:hAnsi="Aptos"/>
-          <w:i/>
-          <w:iCs/>
-          <w:color w:val="212121"/>
-          <w:sz w:val="20"/>
-          <w:szCs w:val="20"/>
-          <w:lang w:val="en-US"/>
-        </w:rPr>
-        <w:t>the plasmon frequency aligns with the upper bound of this spectrum</w:t>
-      </w:r>
-      <w:r>
-        <w:rPr>
-          <w:rFonts w:ascii="Aptos" w:hAnsi="Aptos"/>
-          <w:i/>
-          <w:iCs/>
-          <w:color w:val="212121"/>
-          <w:sz w:val="20"/>
-          <w:szCs w:val="20"/>
-          <w:lang w:val="en-US"/>
-        </w:rPr>
-        <w:t xml:space="preserve"> </w:t>
-      </w:r>
-      <w:r>
-        <w:rPr>
-          <w:rFonts w:ascii="Aptos" w:hAnsi="Aptos"/>
-          <w:i/>
-          <w:iCs/>
-          <w:color w:val="212121"/>
-          <w:sz w:val="20"/>
-          <w:szCs w:val="20"/>
-          <w:lang w:val="en-US"/>
-        </w:rPr>
-        <w:t>(why is this two-magnon spectrum btw?) the decay strongly increases.</w:t>
-      </w:r>
-      <w:r>
-        <w:rPr>
-          <w:rFonts w:ascii="Aptos" w:hAnsi="Aptos"/>
-          <w:i/>
-          <w:iCs/>
-          <w:color w:val="212121"/>
-          <w:sz w:val="20"/>
-          <w:szCs w:val="20"/>
-          <w:lang w:val="en-US"/>
-        </w:rPr>
-        <w:t xml:space="preserve"> </w:t>
-      </w:r>
-      <w:r>
-        <w:rPr>
-          <w:rFonts w:ascii="Aptos" w:hAnsi="Aptos"/>
-          <w:i/>
-          <w:iCs/>
-          <w:color w:val="212121"/>
-          <w:sz w:val="20"/>
-          <w:szCs w:val="20"/>
-          <w:lang w:val="en-US"/>
-        </w:rPr>
-        <w:t>However, in the present manuscript this is written almost to the</w:t>
-      </w:r>
-      <w:r>
-        <w:rPr>
-          <w:rFonts w:ascii="Aptos" w:hAnsi="Aptos"/>
-          <w:i/>
-          <w:iCs/>
-          <w:color w:val="212121"/>
-          <w:sz w:val="20"/>
-          <w:szCs w:val="20"/>
-          <w:lang w:val="en-US"/>
-        </w:rPr>
-        <w:t xml:space="preserve"> </w:t>
-      </w:r>
-      <w:proofErr w:type="spellStart"/>
-      <w:r>
-        <w:rPr>
-          <w:rFonts w:ascii="Aptos" w:hAnsi="Aptos"/>
-          <w:i/>
-          <w:iCs/>
-          <w:color w:val="212121"/>
-          <w:sz w:val="20"/>
-          <w:szCs w:val="20"/>
-          <w:lang w:val="en-US"/>
-        </w:rPr>
-        <w:t>jargonism</w:t>
-      </w:r>
-      <w:proofErr w:type="spellEnd"/>
-      <w:r>
-        <w:rPr>
-          <w:rFonts w:ascii="Aptos" w:hAnsi="Aptos"/>
-          <w:i/>
-          <w:iCs/>
-          <w:color w:val="212121"/>
-          <w:sz w:val="20"/>
-          <w:szCs w:val="20"/>
-          <w:lang w:val="en-US"/>
-        </w:rPr>
-        <w:t xml:space="preserve"> level and need to be re-written in a </w:t>
-      </w:r>
-      <w:proofErr w:type="gramStart"/>
-      <w:r>
-        <w:rPr>
-          <w:rFonts w:ascii="Aptos" w:hAnsi="Aptos"/>
-          <w:i/>
-          <w:iCs/>
-          <w:color w:val="212121"/>
-          <w:sz w:val="20"/>
-          <w:szCs w:val="20"/>
-          <w:lang w:val="en-US"/>
-        </w:rPr>
-        <w:t>more clear</w:t>
-      </w:r>
-      <w:proofErr w:type="gramEnd"/>
-      <w:r>
-        <w:rPr>
-          <w:rFonts w:ascii="Aptos" w:hAnsi="Aptos"/>
-          <w:i/>
-          <w:iCs/>
-          <w:color w:val="212121"/>
-          <w:sz w:val="20"/>
-          <w:szCs w:val="20"/>
-          <w:lang w:val="en-US"/>
-        </w:rPr>
-        <w:t xml:space="preserve"> language.</w:t>
       </w:r>
     </w:p>
     <w:p>
       <w:pPr>
         <w:rPr>
           <w:rFonts w:ascii="Aptos" w:hAnsi="Aptos"/>
-          <w:i/>
-          <w:iCs/>
-          <w:color w:val="212121"/>
-          <w:sz w:val="20"/>
-          <w:szCs w:val="20"/>
-          <w:lang w:val="en-US"/>
-        </w:rPr>
-      </w:pPr>
-      <w:r>
-        <w:rPr>
-          <w:rFonts w:ascii="Aptos" w:hAnsi="Aptos"/>
-          <w:color w:val="212121"/>
+          <w:color w:val="4472C4" w:themeColor="accent1"/>
+          <w:sz w:val="20"/>
+          <w:szCs w:val="20"/>
+          <w:lang w:val="en-US"/>
+        </w:rPr>
+      </w:pPr>
+      <w:r>
+        <w:rPr>
+          <w:rFonts w:ascii="Aptos" w:hAnsi="Aptos"/>
+          <w:color w:val="4472C4" w:themeColor="accent1"/>
+          <w:sz w:val="20"/>
+          <w:szCs w:val="20"/>
+          <w:lang w:val="en-US"/>
+        </w:rPr>
+        <w:t xml:space="preserve">We now only use the terms weak/strong coupling </w:t>
+      </w:r>
+      <w:r>
+        <w:rPr>
+          <w:rFonts w:ascii="Aptos" w:hAnsi="Aptos"/>
+          <w:color w:val="4472C4" w:themeColor="accent1"/>
+          <w:sz w:val="20"/>
+          <w:szCs w:val="20"/>
+          <w:lang w:val="en-US"/>
+        </w:rPr>
+        <w:t>in the same context as there are commonly used in the light-matter community:</w:t>
+      </w:r>
+      <w:r>
+        <w:rPr>
+          <w:rStyle w:val="FootnoteReference"/>
+          <w:rFonts w:ascii="Aptos" w:hAnsi="Aptos"/>
+          <w:color w:val="4472C4" w:themeColor="accent1"/>
+          <w:sz w:val="20"/>
+          <w:szCs w:val="20"/>
+          <w:lang w:val="en-US"/>
+        </w:rPr>
+        <w:footnoteReference w:id="1"/>
+      </w:r>
+      <w:r>
+        <w:rPr>
+          <w:rFonts w:ascii="Aptos" w:hAnsi="Aptos"/>
+          <w:color w:val="4472C4" w:themeColor="accent1"/>
+          <w:sz w:val="20"/>
+          <w:szCs w:val="20"/>
+          <w:lang w:val="en-US"/>
+        </w:rPr>
+        <w:t xml:space="preserve">  </w:t>
+      </w:r>
+    </w:p>
+    <w:p>
+      <w:pPr>
+        <w:pStyle w:val="ListParagraph"/>
+        <w:numPr>
+          <w:ilvl w:val="0"/>
+          <w:numId w:val="1"/>
+        </w:numPr>
+        <w:rPr>
+          <w:rFonts w:ascii="Aptos" w:hAnsi="Aptos"/>
+          <w:color w:val="4472C4" w:themeColor="accent1"/>
+          <w:sz w:val="20"/>
+          <w:szCs w:val="20"/>
+          <w:lang w:val="en-US"/>
+        </w:rPr>
+      </w:pPr>
+      <w:r>
+        <w:rPr>
+          <w:rFonts w:ascii="Aptos" w:hAnsi="Aptos"/>
+          <w:b/>
+          <w:bCs/>
+          <w:color w:val="4472C4" w:themeColor="accent1"/>
+          <w:sz w:val="20"/>
+          <w:szCs w:val="20"/>
+          <w:lang w:val="en-US"/>
+        </w:rPr>
+        <w:t>Weak</w:t>
+      </w:r>
+      <w:r>
+        <w:rPr>
+          <w:rFonts w:ascii="Aptos" w:hAnsi="Aptos"/>
+          <w:color w:val="4472C4" w:themeColor="accent1"/>
+          <w:sz w:val="20"/>
+          <w:szCs w:val="20"/>
+          <w:lang w:val="en-US"/>
+        </w:rPr>
+        <w:t xml:space="preserve"> refers to the regime where </w:t>
+      </w:r>
+      <m:oMath>
+        <m:r>
+          <w:rPr>
+            <w:rFonts w:ascii="Cambria Math" w:hAnsi="Cambria Math"/>
+            <w:color w:val="4472C4" w:themeColor="accent1"/>
+            <w:sz w:val="20"/>
+            <w:szCs w:val="20"/>
+            <w:lang w:val="en-US"/>
+          </w:rPr>
+          <m:t>g&lt;</m:t>
+        </m:r>
+        <m:d>
+          <m:dPr>
+            <m:begChr m:val="{"/>
+            <m:endChr m:val="}"/>
+            <m:ctrlPr>
+              <w:rPr>
+                <w:rFonts w:ascii="Cambria Math" w:hAnsi="Cambria Math"/>
+                <w:i/>
+                <w:color w:val="4472C4" w:themeColor="accent1"/>
+                <w:sz w:val="20"/>
+                <w:szCs w:val="20"/>
+                <w:lang w:val="en-US"/>
+              </w:rPr>
+            </m:ctrlPr>
+          </m:dPr>
+          <m:e>
+            <m:r>
+              <w:rPr>
+                <w:rFonts w:ascii="Cambria Math" w:hAnsi="Cambria Math"/>
+                <w:color w:val="4472C4" w:themeColor="accent1"/>
+                <w:sz w:val="20"/>
+                <w:szCs w:val="20"/>
+                <w:lang w:val="en-US"/>
+              </w:rPr>
+              <m:t>γ</m:t>
+            </m:r>
+            <m:sSub>
+              <m:sSubPr>
+                <m:ctrlPr>
+                  <w:rPr>
+                    <w:rFonts w:ascii="Cambria Math" w:eastAsiaTheme="minorEastAsia" w:hAnsi="Cambria Math"/>
+                    <w:i/>
+                    <w:color w:val="4472C4" w:themeColor="accent1"/>
+                    <w:sz w:val="20"/>
+                    <w:szCs w:val="20"/>
+                    <w:lang w:val="en-US"/>
+                  </w:rPr>
+                </m:ctrlPr>
+              </m:sSubPr>
+              <m:e>
+                <m:r>
+                  <m:rPr>
+                    <m:scr m:val="script"/>
+                  </m:rPr>
+                  <w:rPr>
+                    <w:rFonts w:ascii="Cambria Math" w:eastAsiaTheme="minorEastAsia" w:hAnsi="Cambria Math"/>
+                    <w:color w:val="4472C4" w:themeColor="accent1"/>
+                    <w:sz w:val="20"/>
+                    <w:szCs w:val="20"/>
+                    <w:lang w:val="en-US"/>
+                  </w:rPr>
+                  <m:t>E</m:t>
+                </m:r>
+              </m:e>
+              <m:sub>
+                <m:r>
+                  <w:rPr>
+                    <w:rFonts w:ascii="Cambria Math" w:eastAsiaTheme="minorEastAsia" w:hAnsi="Cambria Math"/>
+                    <w:color w:val="4472C4" w:themeColor="accent1"/>
+                    <w:sz w:val="20"/>
+                    <w:szCs w:val="20"/>
+                    <w:lang w:val="en-US"/>
+                  </w:rPr>
+                  <m:t>q</m:t>
+                </m:r>
+              </m:sub>
+            </m:sSub>
+            <m:r>
+              <w:rPr>
+                <w:rFonts w:ascii="Cambria Math" w:eastAsiaTheme="minorEastAsia" w:hAnsi="Cambria Math"/>
+                <w:color w:val="4472C4" w:themeColor="accent1"/>
+                <w:sz w:val="20"/>
+                <w:szCs w:val="20"/>
+                <w:lang w:val="en-US"/>
+              </w:rPr>
+              <m:t>,κ</m:t>
+            </m:r>
+            <m:ctrlPr>
+              <w:rPr>
+                <w:rFonts w:ascii="Cambria Math" w:eastAsiaTheme="minorEastAsia" w:hAnsi="Cambria Math"/>
+                <w:i/>
+                <w:color w:val="4472C4" w:themeColor="accent1"/>
+                <w:sz w:val="20"/>
+                <w:szCs w:val="20"/>
+                <w:lang w:val="en-US"/>
+              </w:rPr>
+            </m:ctrlPr>
+          </m:e>
+        </m:d>
+      </m:oMath>
+      <w:r>
+        <w:rPr>
+          <w:rFonts w:ascii="Aptos" w:eastAsiaTheme="minorEastAsia" w:hAnsi="Aptos"/>
+          <w:color w:val="4472C4" w:themeColor="accent1"/>
+          <w:sz w:val="20"/>
+          <w:szCs w:val="20"/>
+          <w:lang w:val="en-US"/>
+        </w:rPr>
+        <w:t xml:space="preserve">, where </w:t>
+      </w:r>
+      <m:oMath>
+        <m:r>
+          <w:rPr>
+            <w:rFonts w:ascii="Cambria Math" w:hAnsi="Cambria Math"/>
+            <w:color w:val="4472C4" w:themeColor="accent1"/>
+            <w:sz w:val="20"/>
+            <w:szCs w:val="20"/>
+            <w:lang w:val="en-US"/>
+          </w:rPr>
+          <m:t>γ</m:t>
+        </m:r>
+        <m:sSub>
+          <m:sSubPr>
+            <m:ctrlPr>
+              <w:rPr>
+                <w:rFonts w:ascii="Cambria Math" w:eastAsiaTheme="minorEastAsia" w:hAnsi="Cambria Math"/>
+                <w:i/>
+                <w:color w:val="4472C4" w:themeColor="accent1"/>
+                <w:sz w:val="20"/>
+                <w:szCs w:val="20"/>
+                <w:lang w:val="en-US"/>
+              </w:rPr>
+            </m:ctrlPr>
+          </m:sSubPr>
+          <m:e>
+            <m:r>
+              <m:rPr>
+                <m:scr m:val="script"/>
+              </m:rPr>
+              <w:rPr>
+                <w:rFonts w:ascii="Cambria Math" w:eastAsiaTheme="minorEastAsia" w:hAnsi="Cambria Math"/>
+                <w:color w:val="4472C4" w:themeColor="accent1"/>
+                <w:sz w:val="20"/>
+                <w:szCs w:val="20"/>
+                <w:lang w:val="en-US"/>
+              </w:rPr>
+              <m:t>E</m:t>
+            </m:r>
+          </m:e>
+          <m:sub>
+            <m:r>
+              <w:rPr>
+                <w:rFonts w:ascii="Cambria Math" w:eastAsiaTheme="minorEastAsia" w:hAnsi="Cambria Math"/>
+                <w:color w:val="4472C4" w:themeColor="accent1"/>
+                <w:sz w:val="20"/>
+                <w:szCs w:val="20"/>
+                <w:lang w:val="en-US"/>
+              </w:rPr>
+              <m:t>q</m:t>
+            </m:r>
+          </m:sub>
+        </m:sSub>
+      </m:oMath>
+      <w:r>
+        <w:rPr>
+          <w:rFonts w:ascii="Aptos" w:eastAsiaTheme="minorEastAsia" w:hAnsi="Aptos"/>
+          <w:color w:val="4472C4" w:themeColor="accent1"/>
+          <w:sz w:val="20"/>
+          <w:szCs w:val="20"/>
+          <w:lang w:val="en-US"/>
+        </w:rPr>
+        <w:t xml:space="preserve"> and </w:t>
+      </w:r>
+      <m:oMath>
+        <m:r>
+          <w:rPr>
+            <w:rFonts w:ascii="Cambria Math" w:eastAsiaTheme="minorEastAsia" w:hAnsi="Cambria Math"/>
+            <w:color w:val="4472C4" w:themeColor="accent1"/>
+            <w:sz w:val="20"/>
+            <w:szCs w:val="20"/>
+            <w:lang w:val="en-US"/>
+          </w:rPr>
+          <m:t>κ</m:t>
+        </m:r>
+      </m:oMath>
+      <w:r>
+        <w:rPr>
+          <w:rFonts w:ascii="Aptos" w:eastAsiaTheme="minorEastAsia" w:hAnsi="Aptos"/>
+          <w:color w:val="4472C4" w:themeColor="accent1"/>
+          <w:sz w:val="20"/>
+          <w:szCs w:val="20"/>
+          <w:lang w:val="en-US"/>
+        </w:rPr>
+        <w:t xml:space="preserve"> are the plasmon and two-magnon mode damping respectively, and </w:t>
+      </w:r>
+      <m:oMath>
+        <m:r>
+          <w:rPr>
+            <w:rFonts w:ascii="Cambria Math" w:hAnsi="Cambria Math"/>
+            <w:color w:val="4472C4" w:themeColor="accent1"/>
+            <w:sz w:val="20"/>
+            <w:szCs w:val="20"/>
+            <w:lang w:val="en-US"/>
+          </w:rPr>
+          <m:t>g</m:t>
+        </m:r>
+      </m:oMath>
+      <w:r>
+        <w:rPr>
+          <w:rFonts w:ascii="Aptos" w:eastAsiaTheme="minorEastAsia" w:hAnsi="Aptos"/>
+          <w:color w:val="4472C4" w:themeColor="accent1"/>
+          <w:sz w:val="20"/>
+          <w:szCs w:val="20"/>
+          <w:lang w:val="en-US"/>
+        </w:rPr>
+        <w:t xml:space="preserve"> is the effective coupling strength. In this regime, the splitting will not be experimentally observable, because it is overshadowed by the damping in the system. In the results shown in our work, we are never in the regime.</w:t>
+      </w:r>
+    </w:p>
+    <w:p>
+      <w:pPr>
+        <w:pStyle w:val="ListParagraph"/>
+        <w:numPr>
+          <w:ilvl w:val="0"/>
+          <w:numId w:val="1"/>
+        </w:numPr>
+        <w:rPr>
+          <w:rFonts w:ascii="Aptos" w:hAnsi="Aptos"/>
+          <w:b/>
+          <w:bCs/>
+          <w:color w:val="4472C4" w:themeColor="accent1"/>
+          <w:sz w:val="20"/>
+          <w:szCs w:val="20"/>
+          <w:lang w:val="en-US"/>
+        </w:rPr>
+      </w:pPr>
+      <w:r>
+        <w:rPr>
+          <w:rFonts w:ascii="Aptos" w:eastAsiaTheme="minorEastAsia" w:hAnsi="Aptos"/>
+          <w:b/>
+          <w:bCs/>
+          <w:color w:val="4472C4" w:themeColor="accent1"/>
+          <w:sz w:val="20"/>
+          <w:szCs w:val="20"/>
+          <w:lang w:val="en-US"/>
+        </w:rPr>
+        <w:t xml:space="preserve">Strong </w:t>
+      </w:r>
+      <w:r>
+        <w:rPr>
+          <w:rFonts w:ascii="Aptos" w:eastAsiaTheme="minorEastAsia" w:hAnsi="Aptos"/>
+          <w:color w:val="4472C4" w:themeColor="accent1"/>
+          <w:sz w:val="20"/>
+          <w:szCs w:val="20"/>
+          <w:lang w:val="en-US"/>
+        </w:rPr>
+        <w:t xml:space="preserve">is the regime </w:t>
+      </w:r>
+      <w:r>
+        <w:rPr>
+          <w:rFonts w:ascii="Aptos" w:hAnsi="Aptos"/>
+          <w:color w:val="4472C4" w:themeColor="accent1"/>
+          <w:sz w:val="20"/>
+          <w:szCs w:val="20"/>
+          <w:lang w:val="en-US"/>
+        </w:rPr>
+        <w:t xml:space="preserve">where </w:t>
+      </w:r>
+      <m:oMath>
+        <m:r>
+          <w:rPr>
+            <w:rFonts w:ascii="Cambria Math" w:hAnsi="Cambria Math"/>
+            <w:color w:val="4472C4" w:themeColor="accent1"/>
+            <w:sz w:val="20"/>
+            <w:szCs w:val="20"/>
+            <w:lang w:val="en-US"/>
+          </w:rPr>
+          <m:t>g</m:t>
+        </m:r>
+        <m:r>
+          <w:rPr>
+            <w:rFonts w:ascii="Cambria Math" w:hAnsi="Cambria Math"/>
+            <w:color w:val="4472C4" w:themeColor="accent1"/>
+            <w:sz w:val="20"/>
+            <w:szCs w:val="20"/>
+            <w:lang w:val="en-US"/>
+          </w:rPr>
+          <m:t>&gt;</m:t>
+        </m:r>
+        <m:d>
+          <m:dPr>
+            <m:begChr m:val="{"/>
+            <m:endChr m:val="}"/>
+            <m:ctrlPr>
+              <w:rPr>
+                <w:rFonts w:ascii="Cambria Math" w:hAnsi="Cambria Math"/>
+                <w:i/>
+                <w:color w:val="4472C4" w:themeColor="accent1"/>
+                <w:sz w:val="20"/>
+                <w:szCs w:val="20"/>
+                <w:lang w:val="en-US"/>
+              </w:rPr>
+            </m:ctrlPr>
+          </m:dPr>
+          <m:e>
+            <m:r>
+              <w:rPr>
+                <w:rFonts w:ascii="Cambria Math" w:hAnsi="Cambria Math"/>
+                <w:color w:val="4472C4" w:themeColor="accent1"/>
+                <w:sz w:val="20"/>
+                <w:szCs w:val="20"/>
+                <w:lang w:val="en-US"/>
+              </w:rPr>
+              <m:t>γ</m:t>
+            </m:r>
+            <m:sSub>
+              <m:sSubPr>
+                <m:ctrlPr>
+                  <w:rPr>
+                    <w:rFonts w:ascii="Cambria Math" w:eastAsiaTheme="minorEastAsia" w:hAnsi="Cambria Math"/>
+                    <w:i/>
+                    <w:color w:val="4472C4" w:themeColor="accent1"/>
+                    <w:sz w:val="20"/>
+                    <w:szCs w:val="20"/>
+                    <w:lang w:val="en-US"/>
+                  </w:rPr>
+                </m:ctrlPr>
+              </m:sSubPr>
+              <m:e>
+                <m:r>
+                  <m:rPr>
+                    <m:scr m:val="script"/>
+                  </m:rPr>
+                  <w:rPr>
+                    <w:rFonts w:ascii="Cambria Math" w:eastAsiaTheme="minorEastAsia" w:hAnsi="Cambria Math"/>
+                    <w:color w:val="4472C4" w:themeColor="accent1"/>
+                    <w:sz w:val="20"/>
+                    <w:szCs w:val="20"/>
+                    <w:lang w:val="en-US"/>
+                  </w:rPr>
+                  <m:t>E</m:t>
+                </m:r>
+              </m:e>
+              <m:sub>
+                <m:r>
+                  <w:rPr>
+                    <w:rFonts w:ascii="Cambria Math" w:eastAsiaTheme="minorEastAsia" w:hAnsi="Cambria Math"/>
+                    <w:color w:val="4472C4" w:themeColor="accent1"/>
+                    <w:sz w:val="20"/>
+                    <w:szCs w:val="20"/>
+                    <w:lang w:val="en-US"/>
+                  </w:rPr>
+                  <m:t>q</m:t>
+                </m:r>
+              </m:sub>
+            </m:sSub>
+            <m:r>
+              <w:rPr>
+                <w:rFonts w:ascii="Cambria Math" w:eastAsiaTheme="minorEastAsia" w:hAnsi="Cambria Math"/>
+                <w:color w:val="4472C4" w:themeColor="accent1"/>
+                <w:sz w:val="20"/>
+                <w:szCs w:val="20"/>
+                <w:lang w:val="en-US"/>
+              </w:rPr>
+              <m:t>,κ</m:t>
+            </m:r>
+            <m:ctrlPr>
+              <w:rPr>
+                <w:rFonts w:ascii="Cambria Math" w:eastAsiaTheme="minorEastAsia" w:hAnsi="Cambria Math"/>
+                <w:i/>
+                <w:color w:val="4472C4" w:themeColor="accent1"/>
+                <w:sz w:val="20"/>
+                <w:szCs w:val="20"/>
+                <w:lang w:val="en-US"/>
+              </w:rPr>
+            </m:ctrlPr>
+          </m:e>
+        </m:d>
+      </m:oMath>
+      <w:r>
+        <w:rPr>
+          <w:rFonts w:ascii="Aptos" w:eastAsiaTheme="minorEastAsia" w:hAnsi="Aptos"/>
+          <w:color w:val="4472C4" w:themeColor="accent1"/>
+          <w:sz w:val="20"/>
+          <w:szCs w:val="20"/>
+          <w:lang w:val="en-US"/>
+        </w:rPr>
+        <w:t>,</w:t>
+      </w:r>
+      <w:r>
+        <w:rPr>
+          <w:rFonts w:ascii="Aptos" w:eastAsiaTheme="minorEastAsia" w:hAnsi="Aptos"/>
+          <w:color w:val="4472C4" w:themeColor="accent1"/>
+          <w:sz w:val="20"/>
+          <w:szCs w:val="20"/>
+          <w:lang w:val="en-US"/>
+        </w:rPr>
+        <w:t xml:space="preserve"> and therefore the splitting is experimentally observable.</w:t>
+      </w:r>
+    </w:p>
+    <w:p>
+      <w:pPr>
+        <w:pStyle w:val="ListParagraph"/>
+        <w:numPr>
+          <w:ilvl w:val="0"/>
+          <w:numId w:val="1"/>
+        </w:numPr>
+        <w:rPr>
+          <w:rFonts w:ascii="Aptos" w:hAnsi="Aptos"/>
+          <w:b/>
+          <w:bCs/>
+          <w:color w:val="4472C4" w:themeColor="accent1"/>
+          <w:sz w:val="20"/>
+          <w:szCs w:val="20"/>
+          <w:lang w:val="en-US"/>
+        </w:rPr>
+      </w:pPr>
+      <w:proofErr w:type="spellStart"/>
+      <w:r>
+        <w:rPr>
+          <w:rFonts w:ascii="Aptos" w:eastAsiaTheme="minorEastAsia" w:hAnsi="Aptos"/>
+          <w:b/>
+          <w:bCs/>
+          <w:color w:val="4472C4" w:themeColor="accent1"/>
+          <w:sz w:val="20"/>
+          <w:szCs w:val="20"/>
+          <w:lang w:val="en-US"/>
+        </w:rPr>
+        <w:t>Ultrastrong</w:t>
+      </w:r>
+      <w:proofErr w:type="spellEnd"/>
+      <w:r>
+        <w:rPr>
+          <w:rFonts w:ascii="Aptos" w:eastAsiaTheme="minorEastAsia" w:hAnsi="Aptos"/>
+          <w:color w:val="4472C4" w:themeColor="accent1"/>
+          <w:sz w:val="20"/>
+          <w:szCs w:val="20"/>
+          <w:lang w:val="en-US"/>
+        </w:rPr>
+        <w:t xml:space="preserve"> is the regime where </w:t>
+      </w:r>
+      <m:oMath>
+        <m:r>
+          <w:rPr>
+            <w:rFonts w:ascii="Cambria Math" w:hAnsi="Cambria Math"/>
+            <w:color w:val="4472C4" w:themeColor="accent1"/>
+            <w:sz w:val="20"/>
+            <w:szCs w:val="20"/>
+            <w:lang w:val="en-US"/>
+          </w:rPr>
+          <m:t>g</m:t>
+        </m:r>
+        <m:r>
+          <w:rPr>
+            <w:rFonts w:ascii="Cambria Math" w:hAnsi="Cambria Math"/>
+            <w:color w:val="4472C4" w:themeColor="accent1"/>
+            <w:sz w:val="20"/>
+            <w:szCs w:val="20"/>
+            <w:lang w:val="en-US"/>
+          </w:rPr>
+          <m:t>/</m:t>
+        </m:r>
+        <m:sSub>
+          <m:sSubPr>
+            <m:ctrlPr>
+              <w:rPr>
+                <w:rFonts w:ascii="Cambria Math" w:hAnsi="Cambria Math"/>
+                <w:i/>
+                <w:color w:val="4472C4" w:themeColor="accent1"/>
+                <w:sz w:val="20"/>
+                <w:szCs w:val="20"/>
+                <w:lang w:val="en-US"/>
+              </w:rPr>
+            </m:ctrlPr>
+          </m:sSubPr>
+          <m:e>
+            <m:r>
+              <w:rPr>
+                <w:rFonts w:ascii="Cambria Math" w:hAnsi="Cambria Math"/>
+                <w:color w:val="4472C4" w:themeColor="accent1"/>
+                <w:sz w:val="20"/>
+                <w:szCs w:val="20"/>
+                <w:lang w:val="en-US"/>
+              </w:rPr>
+              <m:t>ω</m:t>
+            </m:r>
+          </m:e>
+          <m:sub>
+            <m:r>
+              <w:rPr>
+                <w:rFonts w:ascii="Cambria Math" w:hAnsi="Cambria Math"/>
+                <w:color w:val="4472C4" w:themeColor="accent1"/>
+                <w:sz w:val="20"/>
+                <w:szCs w:val="20"/>
+                <w:lang w:val="en-US"/>
+              </w:rPr>
+              <m:t>c</m:t>
+            </m:r>
+          </m:sub>
+        </m:sSub>
+        <m:r>
+          <w:rPr>
+            <w:rFonts w:ascii="Cambria Math" w:hAnsi="Cambria Math"/>
+            <w:color w:val="4472C4" w:themeColor="accent1"/>
+            <w:sz w:val="20"/>
+            <w:szCs w:val="20"/>
+            <w:lang w:val="en-US"/>
+          </w:rPr>
+          <m:t>&gt;0.1</m:t>
+        </m:r>
+      </m:oMath>
+      <w:r>
+        <w:rPr>
+          <w:rFonts w:ascii="Aptos" w:eastAsiaTheme="minorEastAsia" w:hAnsi="Aptos"/>
+          <w:color w:val="4472C4" w:themeColor="accent1"/>
+          <w:sz w:val="20"/>
+          <w:szCs w:val="20"/>
+          <w:lang w:val="en-US"/>
+        </w:rPr>
+        <w:t xml:space="preserve">, </w:t>
+      </w:r>
+      <w:r>
+        <w:rPr>
+          <w:rFonts w:ascii="Aptos" w:eastAsiaTheme="minorEastAsia" w:hAnsi="Aptos"/>
+          <w:color w:val="4472C4" w:themeColor="accent1"/>
+          <w:sz w:val="20"/>
+          <w:szCs w:val="20"/>
+          <w:lang w:val="en-US"/>
+        </w:rPr>
+        <w:t>with</w:t>
+      </w:r>
+      <w:r>
+        <w:rPr>
+          <w:rFonts w:ascii="Aptos" w:eastAsiaTheme="minorEastAsia" w:hAnsi="Aptos"/>
+          <w:color w:val="4472C4" w:themeColor="accent1"/>
+          <w:sz w:val="20"/>
+          <w:szCs w:val="20"/>
+          <w:lang w:val="en-US"/>
+        </w:rPr>
+        <w:t xml:space="preserve"> </w:t>
+      </w:r>
+      <m:oMath>
+        <m:sSub>
+          <m:sSubPr>
+            <m:ctrlPr>
+              <w:rPr>
+                <w:rFonts w:ascii="Cambria Math" w:hAnsi="Cambria Math"/>
+                <w:i/>
+                <w:color w:val="4472C4" w:themeColor="accent1"/>
+                <w:sz w:val="20"/>
+                <w:szCs w:val="20"/>
+                <w:lang w:val="en-US"/>
+              </w:rPr>
+            </m:ctrlPr>
+          </m:sSubPr>
+          <m:e>
+            <m:r>
+              <w:rPr>
+                <w:rFonts w:ascii="Cambria Math" w:hAnsi="Cambria Math"/>
+                <w:color w:val="4472C4" w:themeColor="accent1"/>
+                <w:sz w:val="20"/>
+                <w:szCs w:val="20"/>
+                <w:lang w:val="en-US"/>
+              </w:rPr>
+              <m:t>ω</m:t>
+            </m:r>
+          </m:e>
+          <m:sub>
+            <m:r>
+              <w:rPr>
+                <w:rFonts w:ascii="Cambria Math" w:hAnsi="Cambria Math"/>
+                <w:color w:val="4472C4" w:themeColor="accent1"/>
+                <w:sz w:val="20"/>
+                <w:szCs w:val="20"/>
+                <w:lang w:val="en-US"/>
+              </w:rPr>
+              <m:t>c</m:t>
+            </m:r>
+          </m:sub>
+        </m:sSub>
+      </m:oMath>
+      <w:r>
+        <w:rPr>
+          <w:rFonts w:ascii="Aptos" w:eastAsiaTheme="minorEastAsia" w:hAnsi="Aptos"/>
+          <w:color w:val="4472C4" w:themeColor="accent1"/>
+          <w:sz w:val="20"/>
+          <w:szCs w:val="20"/>
+          <w:lang w:val="en-US"/>
+        </w:rPr>
+        <w:t xml:space="preserve"> the energy where the bare bands cross. Here, the splitting is a significant </w:t>
+      </w:r>
+      <w:r>
+        <w:rPr>
+          <w:rFonts w:ascii="Aptos" w:eastAsiaTheme="minorEastAsia" w:hAnsi="Aptos"/>
+          <w:color w:val="4472C4" w:themeColor="accent1"/>
+          <w:sz w:val="20"/>
+          <w:szCs w:val="20"/>
+          <w:lang w:val="en-US"/>
+        </w:rPr>
+        <w:t>fraction of the bare resonance frequency</w:t>
+      </w:r>
+      <w:r>
+        <w:rPr>
+          <w:rFonts w:ascii="Aptos" w:eastAsiaTheme="minorEastAsia" w:hAnsi="Aptos"/>
+          <w:color w:val="4472C4" w:themeColor="accent1"/>
+          <w:sz w:val="20"/>
+          <w:szCs w:val="20"/>
+          <w:lang w:val="en-US"/>
+        </w:rPr>
+        <w:t>.</w:t>
+      </w:r>
+    </w:p>
+    <w:p>
+      <w:pPr>
+        <w:pStyle w:val="ListParagraph"/>
+        <w:numPr>
+          <w:ilvl w:val="0"/>
+          <w:numId w:val="1"/>
+        </w:numPr>
+        <w:rPr>
+          <w:rFonts w:ascii="Aptos" w:hAnsi="Aptos"/>
+          <w:color w:val="4472C4" w:themeColor="accent1"/>
+          <w:sz w:val="20"/>
+          <w:szCs w:val="20"/>
+          <w:lang w:val="en-US"/>
+        </w:rPr>
+      </w:pPr>
+      <w:r>
+        <w:rPr>
+          <w:rFonts w:ascii="Aptos" w:hAnsi="Aptos"/>
+          <w:b/>
+          <w:bCs/>
+          <w:color w:val="4472C4" w:themeColor="accent1"/>
+          <w:sz w:val="20"/>
+          <w:szCs w:val="20"/>
+        </w:rPr>
+        <w:t>Deep Strong</w:t>
+      </w:r>
+      <w:r>
+        <w:rPr>
+          <w:rFonts w:ascii="Aptos" w:hAnsi="Aptos"/>
+          <w:b/>
+          <w:bCs/>
+          <w:color w:val="4472C4" w:themeColor="accent1"/>
+          <w:sz w:val="20"/>
+          <w:szCs w:val="20"/>
+        </w:rPr>
+        <w:t xml:space="preserve"> </w:t>
+      </w:r>
+      <w:r>
+        <w:rPr>
+          <w:rFonts w:ascii="Aptos" w:hAnsi="Aptos"/>
+          <w:color w:val="4472C4" w:themeColor="accent1"/>
+          <w:sz w:val="20"/>
+          <w:szCs w:val="20"/>
+        </w:rPr>
+        <w:t>is the regime where</w:t>
+      </w:r>
+      <w:r>
+        <w:rPr>
+          <w:rFonts w:ascii="Cambria Math" w:hAnsi="Cambria Math"/>
+          <w:i/>
+          <w:color w:val="4472C4" w:themeColor="accent1"/>
+          <w:sz w:val="20"/>
+          <w:szCs w:val="20"/>
+          <w:lang w:val="en-US"/>
+        </w:rPr>
+        <w:t xml:space="preserve"> </w:t>
+      </w:r>
+      <m:oMath>
+        <m:r>
+          <w:rPr>
+            <w:rFonts w:ascii="Cambria Math" w:hAnsi="Cambria Math"/>
+            <w:color w:val="4472C4" w:themeColor="accent1"/>
+            <w:sz w:val="20"/>
+            <w:szCs w:val="20"/>
+            <w:lang w:val="en-US"/>
+          </w:rPr>
+          <m:t>g/</m:t>
+        </m:r>
+        <m:sSub>
+          <m:sSubPr>
+            <m:ctrlPr>
+              <w:rPr>
+                <w:rFonts w:ascii="Cambria Math" w:hAnsi="Cambria Math"/>
+                <w:i/>
+                <w:color w:val="4472C4" w:themeColor="accent1"/>
+                <w:sz w:val="20"/>
+                <w:szCs w:val="20"/>
+                <w:lang w:val="en-US"/>
+              </w:rPr>
+            </m:ctrlPr>
+          </m:sSubPr>
+          <m:e>
+            <m:r>
+              <w:rPr>
+                <w:rFonts w:ascii="Cambria Math" w:hAnsi="Cambria Math"/>
+                <w:color w:val="4472C4" w:themeColor="accent1"/>
+                <w:sz w:val="20"/>
+                <w:szCs w:val="20"/>
+                <w:lang w:val="en-US"/>
+              </w:rPr>
+              <m:t>ω</m:t>
+            </m:r>
+          </m:e>
+          <m:sub>
+            <m:r>
+              <w:rPr>
+                <w:rFonts w:ascii="Cambria Math" w:hAnsi="Cambria Math"/>
+                <w:color w:val="4472C4" w:themeColor="accent1"/>
+                <w:sz w:val="20"/>
+                <w:szCs w:val="20"/>
+                <w:lang w:val="en-US"/>
+              </w:rPr>
+              <m:t>c</m:t>
+            </m:r>
+          </m:sub>
+        </m:sSub>
+        <m:r>
+          <w:rPr>
+            <w:rFonts w:ascii="Cambria Math" w:hAnsi="Cambria Math"/>
+            <w:color w:val="4472C4" w:themeColor="accent1"/>
+            <w:sz w:val="20"/>
+            <w:szCs w:val="20"/>
+            <w:lang w:val="en-US"/>
+          </w:rPr>
+          <m:t>&gt;</m:t>
+        </m:r>
+        <m:r>
+          <w:rPr>
+            <w:rFonts w:ascii="Cambria Math" w:hAnsi="Cambria Math"/>
+            <w:color w:val="4472C4" w:themeColor="accent1"/>
+            <w:sz w:val="20"/>
+            <w:szCs w:val="20"/>
+            <w:lang w:val="en-US"/>
+          </w:rPr>
+          <m:t>1</m:t>
+        </m:r>
+      </m:oMath>
+      <w:r>
+        <w:rPr>
+          <w:rFonts w:ascii="Cambria Math" w:eastAsiaTheme="minorEastAsia" w:hAnsi="Cambria Math"/>
+          <w:i/>
+          <w:color w:val="4472C4" w:themeColor="accent1"/>
+          <w:sz w:val="20"/>
+          <w:szCs w:val="20"/>
+          <w:lang w:val="en-US"/>
+        </w:rPr>
+        <w:t xml:space="preserve">, </w:t>
+      </w:r>
+      <w:r>
+        <w:rPr>
+          <w:rFonts w:ascii="Aptos" w:eastAsiaTheme="minorEastAsia" w:hAnsi="Aptos"/>
+          <w:iCs/>
+          <w:color w:val="4472C4" w:themeColor="accent1"/>
+          <w:sz w:val="20"/>
+          <w:szCs w:val="20"/>
+          <w:lang w:val="en-US"/>
+        </w:rPr>
+        <w:t xml:space="preserve">and the coupling exceeds the </w:t>
+      </w:r>
+      <w:r>
+        <w:rPr>
+          <w:rFonts w:ascii="Aptos" w:eastAsiaTheme="minorEastAsia" w:hAnsi="Aptos"/>
+          <w:color w:val="4472C4" w:themeColor="accent1"/>
+          <w:sz w:val="20"/>
+          <w:szCs w:val="20"/>
+          <w:lang w:val="en-US"/>
+        </w:rPr>
+        <w:t>bare resonance frequency</w:t>
+      </w:r>
+      <w:r>
+        <w:rPr>
+          <w:rFonts w:ascii="Aptos" w:eastAsiaTheme="minorEastAsia" w:hAnsi="Aptos"/>
+          <w:color w:val="4472C4" w:themeColor="accent1"/>
+          <w:sz w:val="20"/>
+          <w:szCs w:val="20"/>
+          <w:lang w:val="en-US"/>
+        </w:rPr>
+        <w:t>. In this regime, our</w:t>
+      </w:r>
+      <w:r>
+        <w:rPr>
+          <w:rFonts w:ascii="Aptos" w:hAnsi="Aptos"/>
+          <w:color w:val="4472C4" w:themeColor="accent1"/>
+          <w:sz w:val="20"/>
+          <w:szCs w:val="20"/>
+          <w:lang w:val="en-US"/>
+        </w:rPr>
+        <w:t xml:space="preserve"> perturbative approach breaks down.</w:t>
+      </w:r>
+      <w:r>
+        <w:rPr>
+          <w:rFonts w:ascii="Aptos" w:hAnsi="Aptos"/>
+          <w:color w:val="4472C4" w:themeColor="accent1"/>
+          <w:sz w:val="20"/>
+          <w:szCs w:val="20"/>
+          <w:lang w:val="en-US"/>
+        </w:rPr>
+        <w:t xml:space="preserve"> </w:t>
+      </w:r>
+    </w:p>
+    <w:p>
+      <w:pPr>
+        <w:rPr>
+          <w:rFonts w:ascii="Aptos" w:hAnsi="Aptos"/>
+          <w:color w:val="212121"/>
+          <w:sz w:val="20"/>
+          <w:szCs w:val="20"/>
+          <w:lang w:val="en-US"/>
+        </w:rPr>
+      </w:pPr>
+      <w:r>
+        <w:rPr>
+          <w:rFonts w:ascii="Aptos" w:hAnsi="Aptos"/>
+          <w:color w:val="4472C4" w:themeColor="accent1"/>
+          <w:sz w:val="20"/>
+          <w:szCs w:val="20"/>
+          <w:lang w:val="en-US"/>
+        </w:rPr>
+        <w:t xml:space="preserve">We have adapted our manuscript accordingly. </w:t>
+      </w:r>
+      <w:r>
+        <w:rPr>
+          <w:rFonts w:ascii="Aptos" w:hAnsi="Aptos"/>
+          <w:color w:val="4472C4" w:themeColor="accent1"/>
+          <w:sz w:val="20"/>
+          <w:szCs w:val="20"/>
+          <w:lang w:val="en-US"/>
+        </w:rPr>
+        <w:br/>
+      </w:r>
+      <w:r>
+        <w:rPr>
+          <w:rFonts w:ascii="Aptos" w:hAnsi="Aptos"/>
+          <w:color w:val="212121"/>
+          <w:sz w:val="20"/>
+          <w:szCs w:val="20"/>
+          <w:lang w:val="en-US"/>
+        </w:rPr>
+        <w:br/>
+      </w:r>
+      <w:r>
+        <w:rPr>
+          <w:rFonts w:ascii="Aptos" w:hAnsi="Aptos"/>
+          <w:i/>
+          <w:iCs/>
+          <w:color w:val="212121"/>
+          <w:sz w:val="20"/>
+          <w:szCs w:val="20"/>
+          <w:lang w:val="en-US"/>
+        </w:rPr>
+        <w:t>2. The authors repeatedly talk about two-magnon continuum, van Hove singularities, and related points, but it is not immediately clear to me how these are related to Figs. 3 and 4. Just to give an example,</w:t>
+      </w:r>
+      <w:r>
+        <w:rPr>
+          <w:rFonts w:ascii="Aptos" w:hAnsi="Aptos"/>
+          <w:i/>
+          <w:iCs/>
+          <w:color w:val="212121"/>
+          <w:sz w:val="20"/>
+          <w:szCs w:val="20"/>
+          <w:lang w:val="en-US"/>
+        </w:rPr>
+        <w:br/>
+        <w:t xml:space="preserve">what does it mean "the plasmon again strongly decays as it enters the Van Hove singularity in the spin-zero two-magnon DOS"? I guess the authors mean that the magnon spectrum is bound from above, and when the plasmon frequency aligns with the upper bound of this spectrum (why is this two-magnon </w:t>
+      </w:r>
+      <w:r>
+        <w:rPr>
+          <w:rFonts w:ascii="Aptos" w:hAnsi="Aptos"/>
+          <w:i/>
+          <w:iCs/>
+          <w:color w:val="212121"/>
+          <w:sz w:val="20"/>
+          <w:szCs w:val="20"/>
+          <w:lang w:val="en-US"/>
+        </w:rPr>
+        <w:lastRenderedPageBreak/>
+        <w:t xml:space="preserve">spectrum btw?) the decay strongly increases. However, in the present manuscript this is written almost to the </w:t>
+      </w:r>
+      <w:proofErr w:type="spellStart"/>
+      <w:r>
+        <w:rPr>
+          <w:rFonts w:ascii="Aptos" w:hAnsi="Aptos"/>
+          <w:i/>
+          <w:iCs/>
+          <w:color w:val="212121"/>
+          <w:sz w:val="20"/>
+          <w:szCs w:val="20"/>
+          <w:lang w:val="en-US"/>
+        </w:rPr>
+        <w:t>jargonism</w:t>
+      </w:r>
+      <w:proofErr w:type="spellEnd"/>
+      <w:r>
+        <w:rPr>
+          <w:rFonts w:ascii="Aptos" w:hAnsi="Aptos"/>
+          <w:i/>
+          <w:iCs/>
+          <w:color w:val="212121"/>
+          <w:sz w:val="20"/>
+          <w:szCs w:val="20"/>
+          <w:lang w:val="en-US"/>
+        </w:rPr>
+        <w:t xml:space="preserve"> level and need to be re-written in a </w:t>
+      </w:r>
+      <w:proofErr w:type="gramStart"/>
+      <w:r>
+        <w:rPr>
+          <w:rFonts w:ascii="Aptos" w:hAnsi="Aptos"/>
+          <w:i/>
+          <w:iCs/>
+          <w:color w:val="212121"/>
+          <w:sz w:val="20"/>
+          <w:szCs w:val="20"/>
+          <w:lang w:val="en-US"/>
+        </w:rPr>
+        <w:t>more clear</w:t>
+      </w:r>
+      <w:proofErr w:type="gramEnd"/>
+      <w:r>
+        <w:rPr>
+          <w:rFonts w:ascii="Aptos" w:hAnsi="Aptos"/>
+          <w:i/>
+          <w:iCs/>
+          <w:color w:val="212121"/>
+          <w:sz w:val="20"/>
+          <w:szCs w:val="20"/>
+          <w:lang w:val="en-US"/>
+        </w:rPr>
+        <w:t xml:space="preserve"> language.</w:t>
+      </w:r>
+    </w:p>
+    <w:p>
+      <w:pPr>
+        <w:rPr>
+          <w:rFonts w:ascii="Aptos" w:hAnsi="Aptos"/>
+          <w:i/>
+          <w:iCs/>
+          <w:color w:val="212121"/>
+          <w:sz w:val="20"/>
+          <w:szCs w:val="20"/>
+          <w:lang w:val="en-US"/>
+        </w:rPr>
+      </w:pPr>
+      <w:r>
+        <w:rPr>
+          <w:rFonts w:ascii="Aptos" w:hAnsi="Aptos"/>
+          <w:color w:val="4472C4" w:themeColor="accent1"/>
           <w:sz w:val="20"/>
           <w:szCs w:val="20"/>
           <w:lang w:val="en-US"/>
         </w:rPr>
         <w:t xml:space="preserve">We thank the referee for their comments regarding the clarity of the terms used, and we have now rewritten the relevant parts of the manuscript to be </w:t>
       </w:r>
-      <w:proofErr w:type="gramStart"/>
-      <w:r>
-        <w:rPr>
-          <w:rFonts w:ascii="Aptos" w:hAnsi="Aptos"/>
-          <w:color w:val="212121"/>
-          <w:sz w:val="20"/>
-          <w:szCs w:val="20"/>
-          <w:lang w:val="en-US"/>
-        </w:rPr>
-        <w:t>more clear</w:t>
-      </w:r>
-      <w:proofErr w:type="gramEnd"/>
-      <w:r>
-        <w:rPr>
-          <w:rFonts w:ascii="Aptos" w:hAnsi="Aptos"/>
-          <w:color w:val="212121"/>
+      <w:r>
+        <w:rPr>
+          <w:rFonts w:ascii="Aptos" w:hAnsi="Aptos"/>
+          <w:color w:val="4472C4" w:themeColor="accent1"/>
+          <w:sz w:val="20"/>
+          <w:szCs w:val="20"/>
+          <w:lang w:val="en-US"/>
+        </w:rPr>
+        <w:t>clearer</w:t>
+      </w:r>
+      <w:r>
+        <w:rPr>
+          <w:rFonts w:ascii="Aptos" w:hAnsi="Aptos"/>
+          <w:color w:val="4472C4" w:themeColor="accent1"/>
           <w:sz w:val="20"/>
           <w:szCs w:val="20"/>
           <w:lang w:val="en-US"/>
@@ -2072,7 +2339,7 @@
       <w:r>
         <w:rPr>
           <w:rFonts w:ascii="Aptos" w:hAnsi="Aptos"/>
-          <w:color w:val="212121"/>
+          <w:color w:val="4472C4" w:themeColor="accent1"/>
           <w:sz w:val="20"/>
           <w:szCs w:val="20"/>
           <w:lang w:val="en-US"/>
@@ -2099,55 +2366,7 @@
           <w:szCs w:val="20"/>
           <w:lang w:val="en-US"/>
         </w:rPr>
-        <w:t>3. The plasmon, in addition to the electric field (3) also has</w:t>
-      </w:r>
-      <w:r>
-        <w:rPr>
-          <w:rFonts w:ascii="Aptos" w:hAnsi="Aptos"/>
-          <w:i/>
-          <w:iCs/>
-          <w:color w:val="212121"/>
-          <w:sz w:val="20"/>
-          <w:szCs w:val="20"/>
-          <w:lang w:val="en-US"/>
-        </w:rPr>
-        <w:t xml:space="preserve"> </w:t>
-      </w:r>
-      <w:r>
-        <w:rPr>
-          <w:rFonts w:ascii="Aptos" w:hAnsi="Aptos"/>
-          <w:i/>
-          <w:iCs/>
-          <w:color w:val="212121"/>
-          <w:sz w:val="20"/>
-          <w:szCs w:val="20"/>
-          <w:lang w:val="en-US"/>
-        </w:rPr>
-        <w:t>magnetic field which could couple to the magnetization. This coupling</w:t>
-      </w:r>
-      <w:r>
-        <w:rPr>
-          <w:rFonts w:ascii="Aptos" w:hAnsi="Aptos"/>
-          <w:i/>
-          <w:iCs/>
-          <w:color w:val="212121"/>
-          <w:sz w:val="20"/>
-          <w:szCs w:val="20"/>
-          <w:lang w:val="en-US"/>
-        </w:rPr>
-        <w:t xml:space="preserve"> </w:t>
-      </w:r>
-      <w:r>
-        <w:rPr>
-          <w:rFonts w:ascii="Aptos" w:hAnsi="Aptos"/>
-          <w:i/>
-          <w:iCs/>
-          <w:color w:val="212121"/>
-          <w:sz w:val="20"/>
-          <w:szCs w:val="20"/>
-          <w:lang w:val="en-US"/>
-        </w:rPr>
-        <w:t>is probably inefficient, but it would be good if the authors could say</w:t>
+        <w:t>3. The plasmon, in addition to the electric field (3) also has magnetic field which could couple to the magnetization. This coupling is probably inefficient, but it would be good if the authors could say</w:t>
       </w:r>
       <w:r>
         <w:rPr>
@@ -2176,7 +2395,7 @@
       <w:r>
         <w:rPr>
           <w:rFonts w:ascii="Aptos" w:hAnsi="Aptos"/>
-          <w:color w:val="212121"/>
+          <w:color w:val="4472C4" w:themeColor="accent1"/>
           <w:sz w:val="20"/>
           <w:szCs w:val="20"/>
           <w:lang w:val="en-US"/>
@@ -2186,7 +2405,7 @@
       <w:r>
         <w:rPr>
           <w:rFonts w:ascii="Aptos" w:hAnsi="Aptos"/>
-          <w:color w:val="212121"/>
+          <w:color w:val="4472C4" w:themeColor="accent1"/>
           <w:sz w:val="20"/>
           <w:szCs w:val="20"/>
           <w:lang w:val="en-US"/>
@@ -2196,7 +2415,7 @@
       <w:r>
         <w:rPr>
           <w:rFonts w:ascii="Aptos" w:hAnsi="Aptos"/>
-          <w:color w:val="212121"/>
+          <w:color w:val="4472C4" w:themeColor="accent1"/>
           <w:sz w:val="20"/>
           <w:szCs w:val="20"/>
           <w:lang w:val="en-US"/>
@@ -2206,7 +2425,7 @@
       <w:r>
         <w:rPr>
           <w:rFonts w:ascii="Aptos" w:hAnsi="Aptos"/>
-          <w:color w:val="212121"/>
+          <w:color w:val="4472C4" w:themeColor="accent1"/>
           <w:sz w:val="20"/>
           <w:szCs w:val="20"/>
           <w:lang w:val="en-US"/>
@@ -2216,7 +2435,7 @@
       <w:r>
         <w:rPr>
           <w:rFonts w:ascii="Aptos" w:hAnsi="Aptos"/>
-          <w:color w:val="212121"/>
+          <w:color w:val="4472C4" w:themeColor="accent1"/>
           <w:sz w:val="20"/>
           <w:szCs w:val="20"/>
           <w:lang w:val="en-US"/>
@@ -2226,7 +2445,7 @@
       <w:r>
         <w:rPr>
           <w:rFonts w:ascii="Aptos" w:hAnsi="Aptos"/>
-          <w:color w:val="212121"/>
+          <w:color w:val="4472C4" w:themeColor="accent1"/>
           <w:sz w:val="20"/>
           <w:szCs w:val="20"/>
           <w:lang w:val="en-US"/>
@@ -2241,7 +2460,6 @@
           <w:szCs w:val="20"/>
           <w:lang w:val="en-US"/>
         </w:rPr>
-        <w:lastRenderedPageBreak/>
         <w:br/>
       </w:r>
       <w:r>
@@ -2260,13 +2478,14 @@
     <w:p>
       <w:pPr>
         <w:rPr>
-          <w:lang w:val="en-US"/>
-        </w:rPr>
-      </w:pPr>
-      <w:r>
-        <w:rPr>
-          <w:rFonts w:ascii="Aptos" w:hAnsi="Aptos"/>
-          <w:color w:val="212121"/>
+          <w:color w:val="4472C4" w:themeColor="accent1"/>
+          <w:lang w:val="en-US"/>
+        </w:rPr>
+      </w:pPr>
+      <w:r>
+        <w:rPr>
+          <w:rFonts w:ascii="Aptos" w:hAnsi="Aptos"/>
+          <w:color w:val="4472C4" w:themeColor="accent1"/>
           <w:sz w:val="20"/>
           <w:szCs w:val="20"/>
           <w:lang w:val="en-US"/>
@@ -2282,6 +2501,316 @@
     </w:sectPr>
   </w:body>
 </w:document>
+</file>
+
+<file path=word/endnotes.xml><?xml version="1.0" encoding="utf-8"?>
+<w:endnotes xmlns:wpc="http://schemas.microsoft.com/office/word/2010/wordprocessingCanvas" xmlns:cx="http://schemas.microsoft.com/office/drawing/2014/chartex" xmlns:cx1="http://schemas.microsoft.com/office/drawing/2015/9/8/chartex" xmlns:cx2="http://schemas.microsoft.com/office/drawing/2015/10/21/chartex" xmlns:cx3="http://schemas.microsoft.com/office/drawing/2016/5/9/chartex" xmlns:cx4="http://schemas.microsoft.com/office/drawing/2016/5/10/chartex" xmlns:cx5="http://schemas.microsoft.com/office/drawing/2016/5/11/chartex" xmlns:cx6="http://schemas.microsoft.com/office/drawing/2016/5/12/chartex" xmlns:cx7="http://schemas.microsoft.com/office/drawing/2016/5/13/chartex" xmlns:cx8="http://schemas.microsoft.com/office/drawing/2016/5/14/chartex" xmlns:mc="http://schemas.openxmlformats.org/markup-compatibility/2006" xmlns:aink="http://schemas.microsoft.com/office/drawing/2016/ink" xmlns:am3d="http://schemas.microsoft.com/office/drawing/2017/model3d" xmlns:o="urn:schemas-microsoft-com:office:office" xmlns:oel="http://schemas.microsoft.com/office/2019/extlst" xmlns:r="http://schemas.openxmlformats.org/officeDocument/2006/relationships" xmlns:m="http://schemas.openxmlformats.org/officeDocument/2006/math" xmlns:v="urn:schemas-microsoft-com:vml" xmlns:wp14="http://schemas.microsoft.com/office/word/2010/wordprocessingDrawing" xmlns:wp="http://schemas.openxmlformats.org/drawingml/2006/wordprocessingDrawing" xmlns:w10="urn:schemas-microsoft-com:office:word" xmlns:w="http://schemas.openxmlformats.org/wordprocessingml/2006/main" xmlns:w14="http://schemas.microsoft.com/office/word/2010/wordml" xmlns:w15="http://schemas.microsoft.com/office/word/2012/wordml" xmlns:w16cex="http://schemas.microsoft.com/office/word/2018/wordml/cex" xmlns:w16cid="http://schemas.microsoft.com/office/word/2016/wordml/cid" xmlns:w16="http://schemas.microsoft.com/office/word/2018/wordml" xmlns:w16du="http://schemas.microsoft.com/office/word/2023/wordml/word16du" xmlns:w16sdtdh="http://schemas.microsoft.com/office/word/2020/wordml/sdtdatahash" xmlns:w16sdtfl="http://schemas.microsoft.com/office/word/2024/wordml/sdtformatlock" xmlns:w16se="http://schemas.microsoft.com/office/word/2015/wordml/symex" xmlns:wpg="http://schemas.microsoft.com/office/word/2010/wordprocessingGroup" xmlns:wpi="http://schemas.microsoft.com/office/word/2010/wordprocessingInk" xmlns:wne="http://schemas.microsoft.com/office/word/2006/wordml" xmlns:wps="http://schemas.microsoft.com/office/word/2010/wordprocessingShape" mc:Ignorable="w14 w15 w16se w16cid w16 w16cex w16sdtdh w16sdtfl w16du wp14">
+  <w:endnote w:type="separator" w:id="-1">
+    <w:p>
+      <w:pPr>
+        <w:spacing w:after="0" w:line="240" w:lineRule="auto"/>
+      </w:pPr>
+      <w:r>
+        <w:separator/>
+      </w:r>
+    </w:p>
+  </w:endnote>
+  <w:endnote w:type="continuationSeparator" w:id="0">
+    <w:p>
+      <w:pPr>
+        <w:spacing w:after="0" w:line="240" w:lineRule="auto"/>
+      </w:pPr>
+      <w:r>
+        <w:continuationSeparator/>
+      </w:r>
+    </w:p>
+  </w:endnote>
+</w:endnotes>
+</file>
+
+<file path=word/footnotes.xml><?xml version="1.0" encoding="utf-8"?>
+<w:footnotes xmlns:wpc="http://schemas.microsoft.com/office/word/2010/wordprocessingCanvas" xmlns:cx="http://schemas.microsoft.com/office/drawing/2014/chartex" xmlns:cx1="http://schemas.microsoft.com/office/drawing/2015/9/8/chartex" xmlns:cx2="http://schemas.microsoft.com/office/drawing/2015/10/21/chartex" xmlns:cx3="http://schemas.microsoft.com/office/drawing/2016/5/9/chartex" xmlns:cx4="http://schemas.microsoft.com/office/drawing/2016/5/10/chartex" xmlns:cx5="http://schemas.microsoft.com/office/drawing/2016/5/11/chartex" xmlns:cx6="http://schemas.microsoft.com/office/drawing/2016/5/12/chartex" xmlns:cx7="http://schemas.microsoft.com/office/drawing/2016/5/13/chartex" xmlns:cx8="http://schemas.microsoft.com/office/drawing/2016/5/14/chartex" xmlns:mc="http://schemas.openxmlformats.org/markup-compatibility/2006" xmlns:aink="http://schemas.microsoft.com/office/drawing/2016/ink" xmlns:am3d="http://schemas.microsoft.com/office/drawing/2017/model3d" xmlns:o="urn:schemas-microsoft-com:office:office" xmlns:oel="http://schemas.microsoft.com/office/2019/extlst" xmlns:r="http://schemas.openxmlformats.org/officeDocument/2006/relationships" xmlns:m="http://schemas.openxmlformats.org/officeDocument/2006/math" xmlns:v="urn:schemas-microsoft-com:vml" xmlns:wp14="http://schemas.microsoft.com/office/word/2010/wordprocessingDrawing" xmlns:wp="http://schemas.openxmlformats.org/drawingml/2006/wordprocessingDrawing" xmlns:w10="urn:schemas-microsoft-com:office:word" xmlns:w="http://schemas.openxmlformats.org/wordprocessingml/2006/main" xmlns:w14="http://schemas.microsoft.com/office/word/2010/wordml" xmlns:w15="http://schemas.microsoft.com/office/word/2012/wordml" xmlns:w16cex="http://schemas.microsoft.com/office/word/2018/wordml/cex" xmlns:w16cid="http://schemas.microsoft.com/office/word/2016/wordml/cid" xmlns:w16="http://schemas.microsoft.com/office/word/2018/wordml" xmlns:w16du="http://schemas.microsoft.com/office/word/2023/wordml/word16du" xmlns:w16sdtdh="http://schemas.microsoft.com/office/word/2020/wordml/sdtdatahash" xmlns:w16sdtfl="http://schemas.microsoft.com/office/word/2024/wordml/sdtformatlock" xmlns:w16se="http://schemas.microsoft.com/office/word/2015/wordml/symex" xmlns:wpg="http://schemas.microsoft.com/office/word/2010/wordprocessingGroup" xmlns:wpi="http://schemas.microsoft.com/office/word/2010/wordprocessingInk" xmlns:wne="http://schemas.microsoft.com/office/word/2006/wordml" xmlns:wps="http://schemas.microsoft.com/office/word/2010/wordprocessingShape" mc:Ignorable="w14 w15 w16se w16cid w16 w16cex w16sdtdh w16sdtfl w16du wp14">
+  <w:footnote w:type="separator" w:id="-1">
+    <w:p>
+      <w:pPr>
+        <w:spacing w:after="0" w:line="240" w:lineRule="auto"/>
+      </w:pPr>
+      <w:r>
+        <w:separator/>
+      </w:r>
+    </w:p>
+  </w:footnote>
+  <w:footnote w:type="continuationSeparator" w:id="0">
+    <w:p>
+      <w:pPr>
+        <w:spacing w:after="0" w:line="240" w:lineRule="auto"/>
+      </w:pPr>
+      <w:r>
+        <w:continuationSeparator/>
+      </w:r>
+    </w:p>
+  </w:footnote>
+  <w:footnote w:id="1">
+    <w:p>
+      <w:pPr>
+        <w:pStyle w:val="FootnoteText"/>
+        <w:rPr>
+          <w:i/>
+          <w:iCs/>
+          <w:color w:val="4472C4" w:themeColor="accent1"/>
+          <w:lang w:val="en-US"/>
+        </w:rPr>
+      </w:pPr>
+      <w:r>
+        <w:rPr>
+          <w:rStyle w:val="FootnoteReference"/>
+          <w:color w:val="4472C4" w:themeColor="accent1"/>
+        </w:rPr>
+        <w:footnoteRef/>
+      </w:r>
+      <w:r>
+        <w:rPr>
+          <w:color w:val="4472C4" w:themeColor="accent1"/>
+        </w:rPr>
+        <w:t xml:space="preserve"> </w:t>
+      </w:r>
+      <w:proofErr w:type="spellStart"/>
+      <w:r>
+        <w:rPr>
+          <w:color w:val="4472C4" w:themeColor="accent1"/>
+          <w:lang w:val="en-US"/>
+        </w:rPr>
+        <w:t>Kockum</w:t>
+      </w:r>
+      <w:proofErr w:type="spellEnd"/>
+      <w:r>
+        <w:rPr>
+          <w:color w:val="4472C4" w:themeColor="accent1"/>
+          <w:lang w:val="en-US"/>
+        </w:rPr>
+        <w:t xml:space="preserve"> </w:t>
+      </w:r>
+      <w:r>
+        <w:rPr>
+          <w:i/>
+          <w:iCs/>
+          <w:color w:val="4472C4" w:themeColor="accent1"/>
+          <w:lang w:val="en-US"/>
+        </w:rPr>
+        <w:t xml:space="preserve">et al., </w:t>
+      </w:r>
+      <w:r>
+        <w:rPr>
+          <w:color w:val="4472C4" w:themeColor="accent1"/>
+          <w:lang w:val="en-US"/>
+        </w:rPr>
+        <w:t>“</w:t>
+      </w:r>
+      <w:proofErr w:type="spellStart"/>
+      <w:r>
+        <w:rPr>
+          <w:color w:val="4472C4" w:themeColor="accent1"/>
+          <w:lang w:val="en-US"/>
+        </w:rPr>
+        <w:t>Ultrastrong</w:t>
+      </w:r>
+      <w:proofErr w:type="spellEnd"/>
+      <w:r>
+        <w:rPr>
+          <w:color w:val="4472C4" w:themeColor="accent1"/>
+          <w:lang w:val="en-US"/>
+        </w:rPr>
+        <w:t xml:space="preserve"> coupling between light and matter</w:t>
+      </w:r>
+      <w:r>
+        <w:rPr>
+          <w:color w:val="4472C4" w:themeColor="accent1"/>
+          <w:lang w:val="en-US"/>
+        </w:rPr>
+        <w:t>”,</w:t>
+      </w:r>
+      <w:r>
+        <w:rPr>
+          <w:i/>
+          <w:iCs/>
+          <w:color w:val="4472C4" w:themeColor="accent1"/>
+          <w:lang w:val="en-US"/>
+        </w:rPr>
+        <w:t xml:space="preserve"> </w:t>
+      </w:r>
+      <w:r>
+        <w:rPr>
+          <w:color w:val="4472C4" w:themeColor="accent1"/>
+          <w:lang w:val="en-US"/>
+        </w:rPr>
+        <w:t>Nat</w:t>
+      </w:r>
+      <w:r>
+        <w:rPr>
+          <w:color w:val="4472C4" w:themeColor="accent1"/>
+          <w:lang w:val="en-US"/>
+        </w:rPr>
+        <w:t>.</w:t>
+      </w:r>
+      <w:r>
+        <w:rPr>
+          <w:color w:val="4472C4" w:themeColor="accent1"/>
+          <w:lang w:val="en-US"/>
+        </w:rPr>
+        <w:t xml:space="preserve"> Rev</w:t>
+      </w:r>
+      <w:r>
+        <w:rPr>
+          <w:color w:val="4472C4" w:themeColor="accent1"/>
+          <w:lang w:val="en-US"/>
+        </w:rPr>
+        <w:t>.</w:t>
+      </w:r>
+      <w:r>
+        <w:rPr>
+          <w:color w:val="4472C4" w:themeColor="accent1"/>
+          <w:lang w:val="en-US"/>
+        </w:rPr>
+        <w:t xml:space="preserve"> Phys</w:t>
+      </w:r>
+      <w:r>
+        <w:rPr>
+          <w:color w:val="4472C4" w:themeColor="accent1"/>
+          <w:lang w:val="en-US"/>
+        </w:rPr>
+        <w:t>.</w:t>
+      </w:r>
+      <w:r>
+        <w:rPr>
+          <w:color w:val="4472C4" w:themeColor="accent1"/>
+          <w:lang w:val="en-US"/>
+        </w:rPr>
+        <w:t xml:space="preserve"> 1, 19–40 (2019)</w:t>
+      </w:r>
+    </w:p>
+  </w:footnote>
+</w:footnotes>
+</file>
+
+<file path=word/numbering.xml><?xml version="1.0" encoding="utf-8"?>
+<w:numbering xmlns:wpc="http://schemas.microsoft.com/office/word/2010/wordprocessingCanvas" xmlns:cx="http://schemas.microsoft.com/office/drawing/2014/chartex" xmlns:cx1="http://schemas.microsoft.com/office/drawing/2015/9/8/chartex" xmlns:cx2="http://schemas.microsoft.com/office/drawing/2015/10/21/chartex" xmlns:cx3="http://schemas.microsoft.com/office/drawing/2016/5/9/chartex" xmlns:cx4="http://schemas.microsoft.com/office/drawing/2016/5/10/chartex" xmlns:cx5="http://schemas.microsoft.com/office/drawing/2016/5/11/chartex" xmlns:cx6="http://schemas.microsoft.com/office/drawing/2016/5/12/chartex" xmlns:cx7="http://schemas.microsoft.com/office/drawing/2016/5/13/chartex" xmlns:cx8="http://schemas.microsoft.com/office/drawing/2016/5/14/chartex" xmlns:mc="http://schemas.openxmlformats.org/markup-compatibility/2006" xmlns:aink="http://schemas.microsoft.com/office/drawing/2016/ink" xmlns:am3d="http://schemas.microsoft.com/office/drawing/2017/model3d" xmlns:o="urn:schemas-microsoft-com:office:office" xmlns:oel="http://schemas.microsoft.com/office/2019/extlst" xmlns:r="http://schemas.openxmlformats.org/officeDocument/2006/relationships" xmlns:m="http://schemas.openxmlformats.org/officeDocument/2006/math" xmlns:v="urn:schemas-microsoft-com:vml" xmlns:wp14="http://schemas.microsoft.com/office/word/2010/wordprocessingDrawing" xmlns:wp="http://schemas.openxmlformats.org/drawingml/2006/wordprocessingDrawing" xmlns:w10="urn:schemas-microsoft-com:office:word" xmlns:w="http://schemas.openxmlformats.org/wordprocessingml/2006/main" xmlns:w14="http://schemas.microsoft.com/office/word/2010/wordml" xmlns:w15="http://schemas.microsoft.com/office/word/2012/wordml" xmlns:w16cex="http://schemas.microsoft.com/office/word/2018/wordml/cex" xmlns:w16cid="http://schemas.microsoft.com/office/word/2016/wordml/cid" xmlns:w16="http://schemas.microsoft.com/office/word/2018/wordml" xmlns:w16du="http://schemas.microsoft.com/office/word/2023/wordml/word16du" xmlns:w16sdtdh="http://schemas.microsoft.com/office/word/2020/wordml/sdtdatahash" xmlns:w16sdtfl="http://schemas.microsoft.com/office/word/2024/wordml/sdtformatlock" xmlns:w16se="http://schemas.microsoft.com/office/word/2015/wordml/symex" xmlns:wpg="http://schemas.microsoft.com/office/word/2010/wordprocessingGroup" xmlns:wpi="http://schemas.microsoft.com/office/word/2010/wordprocessingInk" xmlns:wne="http://schemas.microsoft.com/office/word/2006/wordml" xmlns:wps="http://schemas.microsoft.com/office/word/2010/wordprocessingShape" mc:Ignorable="w14 w15 w16se w16cid w16 w16cex w16sdtdh w16sdtfl w16du wp14">
+  <w:abstractNum w:abstractNumId="0" w15:restartNumberingAfterBreak="0">
+    <w:nsid w:val="69F93BAF"/>
+    <w:multiLevelType w:val="hybridMultilevel"/>
+    <w:tmpl w:val="DCE0FB66"/>
+    <w:lvl w:ilvl="0" w:tplc="7DE8A3C2">
+      <w:start w:val="1"/>
+      <w:numFmt w:val="bullet"/>
+      <w:lvlText w:val="-"/>
+      <w:lvlJc w:val="left"/>
+      <w:pPr>
+        <w:ind w:left="720" w:hanging="360"/>
+      </w:pPr>
+      <w:rPr>
+        <w:rFonts w:ascii="Aptos" w:eastAsiaTheme="minorHAnsi" w:hAnsi="Aptos" w:cstheme="minorBidi" w:hint="default"/>
+      </w:rPr>
+    </w:lvl>
+    <w:lvl w:ilvl="1" w:tplc="08090003" w:tentative="1">
+      <w:start w:val="1"/>
+      <w:numFmt w:val="bullet"/>
+      <w:lvlText w:val="o"/>
+      <w:lvlJc w:val="left"/>
+      <w:pPr>
+        <w:ind w:left="1440" w:hanging="360"/>
+      </w:pPr>
+      <w:rPr>
+        <w:rFonts w:ascii="Courier New" w:hAnsi="Courier New" w:cs="Courier New" w:hint="default"/>
+      </w:rPr>
+    </w:lvl>
+    <w:lvl w:ilvl="2" w:tplc="08090005" w:tentative="1">
+      <w:start w:val="1"/>
+      <w:numFmt w:val="bullet"/>
+      <w:lvlText w:val=""/>
+      <w:lvlJc w:val="left"/>
+      <w:pPr>
+        <w:ind w:left="2160" w:hanging="360"/>
+      </w:pPr>
+      <w:rPr>
+        <w:rFonts w:ascii="Wingdings" w:hAnsi="Wingdings" w:hint="default"/>
+      </w:rPr>
+    </w:lvl>
+    <w:lvl w:ilvl="3" w:tplc="08090001" w:tentative="1">
+      <w:start w:val="1"/>
+      <w:numFmt w:val="bullet"/>
+      <w:lvlText w:val=""/>
+      <w:lvlJc w:val="left"/>
+      <w:pPr>
+        <w:ind w:left="2880" w:hanging="360"/>
+      </w:pPr>
+      <w:rPr>
+        <w:rFonts w:ascii="Symbol" w:hAnsi="Symbol" w:hint="default"/>
+      </w:rPr>
+    </w:lvl>
+    <w:lvl w:ilvl="4" w:tplc="08090003" w:tentative="1">
+      <w:start w:val="1"/>
+      <w:numFmt w:val="bullet"/>
+      <w:lvlText w:val="o"/>
+      <w:lvlJc w:val="left"/>
+      <w:pPr>
+        <w:ind w:left="3600" w:hanging="360"/>
+      </w:pPr>
+      <w:rPr>
+        <w:rFonts w:ascii="Courier New" w:hAnsi="Courier New" w:cs="Courier New" w:hint="default"/>
+      </w:rPr>
+    </w:lvl>
+    <w:lvl w:ilvl="5" w:tplc="08090005" w:tentative="1">
+      <w:start w:val="1"/>
+      <w:numFmt w:val="bullet"/>
+      <w:lvlText w:val=""/>
+      <w:lvlJc w:val="left"/>
+      <w:pPr>
+        <w:ind w:left="4320" w:hanging="360"/>
+      </w:pPr>
+      <w:rPr>
+        <w:rFonts w:ascii="Wingdings" w:hAnsi="Wingdings" w:hint="default"/>
+      </w:rPr>
+    </w:lvl>
+    <w:lvl w:ilvl="6" w:tplc="08090001" w:tentative="1">
+      <w:start w:val="1"/>
+      <w:numFmt w:val="bullet"/>
+      <w:lvlText w:val=""/>
+      <w:lvlJc w:val="left"/>
+      <w:pPr>
+        <w:ind w:left="5040" w:hanging="360"/>
+      </w:pPr>
+      <w:rPr>
+        <w:rFonts w:ascii="Symbol" w:hAnsi="Symbol" w:hint="default"/>
+      </w:rPr>
+    </w:lvl>
+    <w:lvl w:ilvl="7" w:tplc="08090003" w:tentative="1">
+      <w:start w:val="1"/>
+      <w:numFmt w:val="bullet"/>
+      <w:lvlText w:val="o"/>
+      <w:lvlJc w:val="left"/>
+      <w:pPr>
+        <w:ind w:left="5760" w:hanging="360"/>
+      </w:pPr>
+      <w:rPr>
+        <w:rFonts w:ascii="Courier New" w:hAnsi="Courier New" w:cs="Courier New" w:hint="default"/>
+      </w:rPr>
+    </w:lvl>
+    <w:lvl w:ilvl="8" w:tplc="08090005" w:tentative="1">
+      <w:start w:val="1"/>
+      <w:numFmt w:val="bullet"/>
+      <w:lvlText w:val=""/>
+      <w:lvlJc w:val="left"/>
+      <w:pPr>
+        <w:ind w:left="6480" w:hanging="360"/>
+      </w:pPr>
+      <w:rPr>
+        <w:rFonts w:ascii="Wingdings" w:hAnsi="Wingdings" w:hint="default"/>
+      </w:rPr>
+    </w:lvl>
+  </w:abstractNum>
+  <w:num w:numId="1" w16cid:durableId="749349775">
+    <w:abstractNumId w:val="0"/>
+  </w:num>
+</w:numbering>
 </file>
 
 <file path=word/styles.xml><?xml version="1.0" encoding="utf-8"?>
@@ -2887,7 +3416,6 @@
   <w:style w:type="character" w:default="1" w:styleId="DefaultParagraphFont">
     <w:name w:val="Default Paragraph Font"/>
     <w:uiPriority w:val="1"/>
-    <w:semiHidden/>
     <w:unhideWhenUsed/>
   </w:style>
   <w:style w:type="table" w:default="1" w:styleId="TableNormal">
@@ -3201,6 +3729,55 @@
       <w:spacing w:val="5"/>
     </w:rPr>
   </w:style>
+  <w:style w:type="character" w:styleId="PlaceholderText">
+    <w:name w:val="Placeholder Text"/>
+    <w:basedOn w:val="DefaultParagraphFont"/>
+    <w:uiPriority w:val="99"/>
+    <w:semiHidden/>
+    <w:rsid w:val="00AB2ECF"/>
+    <w:rPr>
+      <w:color w:val="666666"/>
+    </w:rPr>
+  </w:style>
+  <w:style w:type="paragraph" w:styleId="FootnoteText">
+    <w:name w:val="footnote text"/>
+    <w:basedOn w:val="Normal"/>
+    <w:link w:val="FootnoteTextChar"/>
+    <w:uiPriority w:val="99"/>
+    <w:semiHidden/>
+    <w:unhideWhenUsed/>
+    <w:rsid w:val="00FF69A6"/>
+    <w:pPr>
+      <w:spacing w:after="0" w:line="240" w:lineRule="auto"/>
+    </w:pPr>
+    <w:rPr>
+      <w:sz w:val="20"/>
+      <w:szCs w:val="20"/>
+    </w:rPr>
+  </w:style>
+  <w:style w:type="character" w:customStyle="1" w:styleId="FootnoteTextChar">
+    <w:name w:val="Footnote Text Char"/>
+    <w:basedOn w:val="DefaultParagraphFont"/>
+    <w:link w:val="FootnoteText"/>
+    <w:uiPriority w:val="99"/>
+    <w:semiHidden/>
+    <w:rsid w:val="00FF69A6"/>
+    <w:rPr>
+      <w:sz w:val="20"/>
+      <w:szCs w:val="20"/>
+    </w:rPr>
+  </w:style>
+  <w:style w:type="character" w:styleId="FootnoteReference">
+    <w:name w:val="footnote reference"/>
+    <w:basedOn w:val="DefaultParagraphFont"/>
+    <w:uiPriority w:val="99"/>
+    <w:semiHidden/>
+    <w:unhideWhenUsed/>
+    <w:rsid w:val="00FF69A6"/>
+    <w:rPr>
+      <w:vertAlign w:val="superscript"/>
+    </w:rPr>
+  </w:style>
 </w:styles>
 </file>
 
